--- a/TestWord_1/F_ТИПОВИЙ ДОГОВІР КБР ГО УААСП.docx
+++ b/TestWord_1/F_ТИПОВИЙ ДОГОВІР КБР ГО УААСП.docx
@@ -497,8 +497,6 @@
           </w:r>
         </w:sdtContent>
       </w:sdt>
-      <w:bookmarkStart w:id="3" w:name="_GoBack"/>
-      <w:bookmarkEnd w:id="3"/>
       <w:r>
         <w:rPr>
           <w:sz w:val="22"/>
@@ -554,9 +552,11 @@
           </w:r>
         </w:sdtContent>
       </w:sdt>
+      <w:bookmarkStart w:id="3" w:name="_GoBack"/>
       <w:bookmarkEnd w:id="2"/>
-      <w:r>
-        <w:t>, з іншої сторони, що при подальшому згадуванні разом іменуються – Сторони, уклали даний Ліцензійний договір (далі – Договір) про наступне:</w:t>
+      <w:bookmarkEnd w:id="3"/>
+      <w:r>
+        <w:t xml:space="preserve"> з іншої сторони, що при подальшому згадуванні разом іменуються – Сторони, уклали даний Ліцензійний договір (далі – Договір) про наступне:</w:t>
       </w:r>
     </w:p>
     <w:p>
@@ -15961,6 +15961,7 @@
   <w:rsids>
     <w:rsidRoot w:val="0075407B"/>
     <w:rsid w:val="00100E6E"/>
+    <w:rsid w:val="00391DF5"/>
     <w:rsid w:val="003E02EB"/>
     <w:rsid w:val="0075407B"/>
     <w:rsid w:val="0097172B"/>

--- a/TestWord_1/F_ТИПОВИЙ ДОГОВІР КБР ГО УААСП.docx
+++ b/TestWord_1/F_ТИПОВИЙ ДОГОВІР КБР ГО УААСП.docx
@@ -552,9 +552,7 @@
           </w:r>
         </w:sdtContent>
       </w:sdt>
-      <w:bookmarkStart w:id="3" w:name="_GoBack"/>
       <w:bookmarkEnd w:id="2"/>
-      <w:bookmarkEnd w:id="3"/>
       <w:r>
         <w:t xml:space="preserve"> з іншої сторони, що при подальшому згадуванні разом іменуються – Сторони, уклали даний Ліцензійний договір (далі – Договір) про наступне:</w:t>
       </w:r>
@@ -1079,6 +1077,7 @@
         <w:placeholder>
           <w:docPart w:val="DefaultPlaceholder_-1854013436"/>
         </w:placeholder>
+        <w:temporary/>
         <w15:appearance w15:val="tags"/>
         <w:docPartList>
           <w:docPartGallery w:val="Tables"/>
@@ -1243,7 +1242,19 @@
                     <w:szCs w:val="20"/>
                     <w:highlight w:val="yellow"/>
                   </w:rPr>
-                  <w:t>назва області, міста (селища або села), вулиця, № будинку тощо</w:t>
+                  <w:t>назва області, міста (селищ</w:t>
+                </w:r>
+                <w:bookmarkStart w:id="3" w:name="_GoBack"/>
+                <w:bookmarkEnd w:id="3"/>
+                <w:r>
+                  <w:rPr>
+                    <w:rFonts w:ascii="Times New Roman CYR" w:hAnsi="Times New Roman CYR" w:cs="Times New Roman CYR"/>
+                    <w:i/>
+                    <w:sz w:val="20"/>
+                    <w:szCs w:val="20"/>
+                    <w:highlight w:val="yellow"/>
+                  </w:rPr>
+                  <w:t>а або села), вулиця, № будинку тощо</w:t>
                 </w:r>
               </w:p>
               <w:p>
@@ -15961,9 +15972,12 @@
   <w:rsids>
     <w:rsidRoot w:val="0075407B"/>
     <w:rsid w:val="00100E6E"/>
+    <w:rsid w:val="001D6668"/>
+    <w:rsid w:val="002D4EAC"/>
     <w:rsid w:val="00391DF5"/>
     <w:rsid w:val="003E02EB"/>
     <w:rsid w:val="0075407B"/>
+    <w:rsid w:val="00890E7B"/>
     <w:rsid w:val="0097172B"/>
     <w:rsid w:val="00C879EF"/>
     <w:rsid w:val="00FC0EF2"/>

--- a/TestWord_1/F_ТИПОВИЙ ДОГОВІР КБР ГО УААСП.docx
+++ b/TestWord_1/F_ТИПОВИЙ ДОГОВІР КБР ГО УААСП.docx
@@ -112,7 +112,6 @@
       <w:sdt>
         <w:sdtPr>
           <w:rPr>
-            <w:b w:val="0"/>
             <w:sz w:val="20"/>
             <w:szCs w:val="20"/>
             <w:lang w:val="uk-UA"/>
@@ -132,7 +131,6 @@
           <w:r>
             <w:rPr>
               <w:rStyle w:val="ae"/>
-              <w:lang w:val="uk-UA"/>
             </w:rPr>
             <w:t>Место для ввода текста.</w:t>
           </w:r>
@@ -156,8 +154,8 @@
         <w:tabs>
           <w:tab w:val="left" w:pos="9214"/>
         </w:tabs>
-        <w:ind w:right="-141"/>
-        <w:jc w:val="both"/>
+        <w:ind w:right="27"/>
+        <w:jc w:val="center"/>
         <w:rPr>
           <w:sz w:val="20"/>
           <w:szCs w:val="20"/>
@@ -196,8 +194,8 @@
             <w:szCs w:val="20"/>
             <w:lang w:val="uk-UA"/>
           </w:rPr>
-          <w:alias w:val="docDateC"/>
-          <w:tag w:val="docDateC"/>
+          <w:alias w:val="docDate"/>
+          <w:tag w:val="docDate"/>
           <w:id w:val="-1392730580"/>
           <w:placeholder>
             <w:docPart w:val="602167B3000448809267CD70AE64EDBE"/>
@@ -390,6 +388,9 @@
       <w:bookmarkStart w:id="2" w:name="_Hlk3208023"/>
       <w:sdt>
         <w:sdtPr>
+          <w:rPr>
+            <w:b/>
+          </w:rPr>
           <w:alias w:val="fop"/>
           <w:tag w:val="fop"/>
           <w:id w:val="399024136"/>
@@ -419,6 +420,9 @@
       </w:r>
       <w:sdt>
         <w:sdtPr>
+          <w:rPr>
+            <w:b/>
+          </w:rPr>
           <w:alias w:val="CstName"/>
           <w:tag w:val="CstName"/>
           <w:id w:val="1616184043"/>
@@ -440,7 +444,19 @@
         </w:sdtContent>
       </w:sdt>
       <w:r>
-        <w:t xml:space="preserve"> (далі – Користувач)</w:t>
+        <w:t xml:space="preserve"> </w:t>
+      </w:r>
+      <w:r>
+        <w:rPr>
+          <w:b/>
+        </w:rPr>
+        <w:t>(далі – Користувач)</w:t>
+      </w:r>
+      <w:r>
+        <w:rPr>
+          <w:b/>
+        </w:rPr>
+        <w:t>,</w:t>
       </w:r>
       <w:r>
         <w:rPr>
@@ -451,9 +467,6 @@
       </w:r>
       <w:sdt>
         <w:sdtPr>
-          <w:rPr>
-            <w:b/>
-          </w:rPr>
           <w:alias w:val="vOsobi"/>
           <w:tag w:val="vOsobi"/>
           <w:id w:val="865805416"/>
@@ -474,8 +487,17 @@
           </w:r>
         </w:sdtContent>
       </w:sdt>
+      <w:r>
+        <w:rPr>
+          <w:lang w:val="ru-RU"/>
+        </w:rPr>
+        <w:t xml:space="preserve"> </w:t>
+      </w:r>
       <w:sdt>
         <w:sdtPr>
+          <w:rPr>
+            <w:b/>
+          </w:rPr>
           <w:alias w:val="CstPerson"/>
           <w:tag w:val="CstPerson"/>
           <w:id w:val="1052123031"/>
@@ -492,6 +514,7 @@
             <w:rPr>
               <w:rStyle w:val="ae"/>
               <w:rFonts w:eastAsia="Calibri"/>
+              <w:b/>
             </w:rPr>
             <w:t>Место для ввода текста.</w:t>
           </w:r>
@@ -506,9 +529,6 @@
       </w:r>
       <w:sdt>
         <w:sdtPr>
-          <w:rPr>
-            <w:b/>
-          </w:rPr>
           <w:alias w:val="naPidstavi"/>
           <w:tag w:val="naPidstavi"/>
           <w:id w:val="-887499098"/>
@@ -529,8 +549,17 @@
           </w:r>
         </w:sdtContent>
       </w:sdt>
+      <w:r>
+        <w:rPr>
+          <w:lang w:val="ru-RU"/>
+        </w:rPr>
+        <w:t xml:space="preserve"> </w:t>
+      </w:r>
       <w:sdt>
         <w:sdtPr>
+          <w:rPr>
+            <w:b/>
+          </w:rPr>
           <w:alias w:val="CstPersonReason"/>
           <w:tag w:val="CstPersonReason"/>
           <w:id w:val="569469801"/>
@@ -547,6 +576,7 @@
             <w:rPr>
               <w:rStyle w:val="ae"/>
               <w:rFonts w:eastAsia="Calibri"/>
+              <w:b/>
             </w:rPr>
             <w:t>Место для ввода текста.</w:t>
           </w:r>
@@ -554,7 +584,13 @@
       </w:sdt>
       <w:bookmarkEnd w:id="2"/>
       <w:r>
-        <w:t xml:space="preserve"> з іншої сторони, що при подальшому згадуванні разом іменуються – Сторони, уклали даний Ліцензійний договір (далі – Договір) про наступне:</w:t>
+        <w:rPr>
+          <w:lang w:val="ru-RU"/>
+        </w:rPr>
+        <w:t xml:space="preserve">  </w:t>
+      </w:r>
+      <w:r>
+        <w:t>з іншої сторони, що при подальшому згадуванні разом іменуються – Сторони, уклали даний Ліцензійний договір (далі – Договір) про наступне:</w:t>
       </w:r>
     </w:p>
     <w:p>
@@ -1071,19 +1107,17 @@
           <w:sz w:val="20"/>
           <w:szCs w:val="20"/>
         </w:rPr>
-        <w:alias w:val="TablePLsm"/>
-        <w:tag w:val="TablePLsm"/>
-        <w:id w:val="1808582054"/>
+        <w:alias w:val="TablePL2"/>
+        <w:tag w:val="TablePL2"/>
+        <w:id w:val="-1559242236"/>
         <w:placeholder>
-          <w:docPart w:val="DefaultPlaceholder_-1854013436"/>
+          <w:docPart w:val="9620A0D97AB44363BA01968A566D00E5"/>
         </w:placeholder>
-        <w:temporary/>
         <w15:appearance w15:val="tags"/>
         <w:docPartList>
           <w:docPartGallery w:val="Tables"/>
         </w:docPartList>
       </w:sdtPr>
-      <w:sdtEndPr/>
       <w:sdtContent>
         <w:p>
           <w:pPr>
@@ -1097,8 +1131,8 @@
         </w:p>
         <w:tbl>
           <w:tblPr>
-            <w:tblW w:w="10627" w:type="dxa"/>
-            <w:jc w:val="center"/>
+            <w:tblW w:w="10682" w:type="dxa"/>
+            <w:tblInd w:w="108" w:type="dxa"/>
             <w:tblBorders>
               <w:top w:val="single" w:sz="4" w:space="0" w:color="auto"/>
               <w:left w:val="single" w:sz="4" w:space="0" w:color="auto"/>
@@ -1110,41 +1144,44 @@
             <w:tblLook w:val="01E0" w:firstRow="1" w:lastRow="1" w:firstColumn="1" w:lastColumn="1" w:noHBand="0" w:noVBand="0"/>
           </w:tblPr>
           <w:tblGrid>
-            <w:gridCol w:w="507"/>
-            <w:gridCol w:w="3885"/>
-            <w:gridCol w:w="5005"/>
-            <w:gridCol w:w="1230"/>
+            <w:gridCol w:w="661"/>
+            <w:gridCol w:w="2092"/>
+            <w:gridCol w:w="2499"/>
+            <w:gridCol w:w="4260"/>
+            <w:gridCol w:w="1170"/>
           </w:tblGrid>
           <w:tr>
             <w:trPr>
-              <w:trHeight w:val="305"/>
-              <w:jc w:val="center"/>
+              <w:trHeight w:val="494"/>
             </w:trPr>
             <w:tc>
               <w:tcPr>
-                <w:tcW w:w="509" w:type="dxa"/>
+                <w:tcW w:w="661" w:type="dxa"/>
+                <w:tcBorders>
+                  <w:top w:val="single" w:sz="4" w:space="0" w:color="auto"/>
+                  <w:left w:val="single" w:sz="4" w:space="0" w:color="auto"/>
+                  <w:bottom w:val="single" w:sz="4" w:space="0" w:color="auto"/>
+                  <w:right w:val="single" w:sz="4" w:space="0" w:color="auto"/>
+                </w:tcBorders>
                 <w:vAlign w:val="center"/>
+                <w:hideMark/>
               </w:tcPr>
               <w:p>
                 <w:pPr>
                   <w:pStyle w:val="a3"/>
-                  <w:ind w:right="-141"/>
+                  <w:ind w:right="0"/>
+                  <w:jc w:val="center"/>
                   <w:rPr>
-                    <w:rFonts w:ascii="Verdana" w:hAnsi="Verdana" w:cs="Times New Roman CYR"/>
                     <w:sz w:val="20"/>
                     <w:szCs w:val="20"/>
-                    <w:highlight w:val="yellow"/>
-                    <w:lang w:val="en-US"/>
                   </w:rPr>
                 </w:pPr>
                 <w:r>
                   <w:rPr>
-                    <w:rFonts w:ascii="Times New Roman CYR" w:hAnsi="Times New Roman CYR" w:cs="Times New Roman CYR"/>
                     <w:b/>
                     <w:bCs/>
                     <w:sz w:val="20"/>
                     <w:szCs w:val="20"/>
-                    <w:highlight w:val="yellow"/>
                   </w:rPr>
                   <w:t>№ з/п</w:t>
                 </w:r>
@@ -1152,140 +1189,125 @@
             </w:tc>
             <w:tc>
               <w:tcPr>
-                <w:tcW w:w="3980" w:type="dxa"/>
+                <w:tcW w:w="2092" w:type="dxa"/>
+                <w:tcBorders>
+                  <w:top w:val="single" w:sz="4" w:space="0" w:color="auto"/>
+                  <w:left w:val="single" w:sz="4" w:space="0" w:color="auto"/>
+                  <w:bottom w:val="single" w:sz="4" w:space="0" w:color="auto"/>
+                  <w:right w:val="single" w:sz="4" w:space="0" w:color="auto"/>
+                </w:tcBorders>
                 <w:vAlign w:val="center"/>
               </w:tcPr>
               <w:p>
                 <w:pPr>
-                  <w:ind w:right="-141"/>
                   <w:jc w:val="center"/>
                   <w:rPr>
-                    <w:rFonts w:ascii="Times New Roman CYR" w:hAnsi="Times New Roman CYR" w:cs="Times New Roman CYR"/>
-                    <w:bCs w:val="0"/>
                     <w:sz w:val="20"/>
                     <w:szCs w:val="20"/>
-                    <w:highlight w:val="yellow"/>
+                    <w:lang w:val="uk-UA"/>
                   </w:rPr>
                 </w:pPr>
                 <w:r>
                   <w:rPr>
-                    <w:rFonts w:ascii="Times New Roman CYR" w:hAnsi="Times New Roman CYR" w:cs="Times New Roman CYR"/>
-                    <w:bCs w:val="0"/>
                     <w:sz w:val="20"/>
                     <w:szCs w:val="20"/>
-                    <w:highlight w:val="yellow"/>
                     <w:lang w:val="uk-UA"/>
                   </w:rPr>
-                  <w:t>Фактична а</w:t>
+                  <w:t>Вид закладу</w:t>
                 </w:r>
-                <w:proofErr w:type="spellStart"/>
+              </w:p>
+            </w:tc>
+            <w:tc>
+              <w:tcPr>
+                <w:tcW w:w="2499" w:type="dxa"/>
+                <w:tcBorders>
+                  <w:top w:val="single" w:sz="4" w:space="0" w:color="auto"/>
+                  <w:left w:val="single" w:sz="4" w:space="0" w:color="auto"/>
+                  <w:bottom w:val="single" w:sz="4" w:space="0" w:color="auto"/>
+                  <w:right w:val="single" w:sz="4" w:space="0" w:color="auto"/>
+                </w:tcBorders>
+                <w:vAlign w:val="center"/>
+              </w:tcPr>
+              <w:p>
+                <w:pPr>
+                  <w:jc w:val="center"/>
+                  <w:rPr>
+                    <w:b w:val="0"/>
+                    <w:sz w:val="20"/>
+                    <w:szCs w:val="20"/>
+                    <w:lang w:val="uk-UA"/>
+                  </w:rPr>
+                </w:pPr>
                 <w:r>
                   <w:rPr>
-                    <w:rFonts w:ascii="Times New Roman CYR" w:hAnsi="Times New Roman CYR" w:cs="Times New Roman CYR"/>
-                    <w:bCs w:val="0"/>
                     <w:sz w:val="20"/>
                     <w:szCs w:val="20"/>
-                    <w:highlight w:val="yellow"/>
+                    <w:lang w:val="uk-UA"/>
                   </w:rPr>
-                  <w:t>дрес</w:t>
+                  <w:t>Найменування закладу</w:t>
                 </w:r>
-                <w:proofErr w:type="spellEnd"/>
+              </w:p>
+            </w:tc>
+            <w:tc>
+              <w:tcPr>
+                <w:tcW w:w="4260" w:type="dxa"/>
+                <w:tcBorders>
+                  <w:top w:val="single" w:sz="4" w:space="0" w:color="auto"/>
+                  <w:left w:val="single" w:sz="4" w:space="0" w:color="auto"/>
+                  <w:bottom w:val="single" w:sz="4" w:space="0" w:color="auto"/>
+                  <w:right w:val="single" w:sz="4" w:space="0" w:color="auto"/>
+                </w:tcBorders>
+                <w:vAlign w:val="center"/>
+                <w:hideMark/>
+              </w:tcPr>
+              <w:p>
+                <w:pPr>
+                  <w:jc w:val="center"/>
+                  <w:rPr>
+                    <w:b w:val="0"/>
+                    <w:sz w:val="20"/>
+                    <w:szCs w:val="20"/>
+                    <w:lang w:val="uk-UA"/>
+                  </w:rPr>
+                </w:pPr>
                 <w:r>
                   <w:rPr>
-                    <w:rFonts w:ascii="Times New Roman CYR" w:hAnsi="Times New Roman CYR" w:cs="Times New Roman CYR"/>
-                    <w:bCs w:val="0"/>
                     <w:sz w:val="20"/>
                     <w:szCs w:val="20"/>
-                    <w:highlight w:val="yellow"/>
                     <w:lang w:val="uk-UA"/>
                   </w:rPr>
-                  <w:t>а закладу (приміщення) Користувача</w:t>
-                </w:r>
-                <w:r>
-                  <w:rPr>
-                    <w:rFonts w:ascii="Times New Roman CYR" w:hAnsi="Times New Roman CYR" w:cs="Times New Roman CYR"/>
-                    <w:bCs w:val="0"/>
-                    <w:sz w:val="20"/>
-                    <w:szCs w:val="20"/>
-                    <w:highlight w:val="yellow"/>
-                  </w:rPr>
-                  <w:t>:</w:t>
+                  <w:t>Фактична адреса закладу:</w:t>
                 </w:r>
               </w:p>
               <w:p>
                 <w:pPr>
                   <w:pStyle w:val="a3"/>
-                  <w:ind w:right="-141"/>
+                  <w:ind w:right="0"/>
                   <w:jc w:val="center"/>
                   <w:rPr>
-                    <w:rFonts w:ascii="Times New Roman CYR" w:hAnsi="Times New Roman CYR" w:cs="Times New Roman CYR"/>
-                    <w:i/>
                     <w:sz w:val="20"/>
                     <w:szCs w:val="20"/>
-                    <w:highlight w:val="yellow"/>
                   </w:rPr>
                 </w:pPr>
                 <w:r>
                   <w:rPr>
-                    <w:rFonts w:ascii="Times New Roman CYR" w:hAnsi="Times New Roman CYR" w:cs="Times New Roman CYR"/>
                     <w:sz w:val="20"/>
                     <w:szCs w:val="20"/>
-                    <w:highlight w:val="yellow"/>
                   </w:rPr>
                   <w:t>(</w:t>
                 </w:r>
                 <w:r>
                   <w:rPr>
-                    <w:rFonts w:ascii="Times New Roman CYR" w:hAnsi="Times New Roman CYR" w:cs="Times New Roman CYR"/>
                     <w:i/>
                     <w:sz w:val="20"/>
                     <w:szCs w:val="20"/>
-                    <w:highlight w:val="yellow"/>
                   </w:rPr>
-                  <w:t>назва області, міста (селищ</w:t>
-                </w:r>
-                <w:bookmarkStart w:id="3" w:name="_GoBack"/>
-                <w:bookmarkEnd w:id="3"/>
-                <w:r>
-                  <w:rPr>
-                    <w:rFonts w:ascii="Times New Roman CYR" w:hAnsi="Times New Roman CYR" w:cs="Times New Roman CYR"/>
-                    <w:i/>
-                    <w:sz w:val="20"/>
-                    <w:szCs w:val="20"/>
-                    <w:highlight w:val="yellow"/>
-                  </w:rPr>
-                  <w:t>а або села), вулиця, № будинку тощо</w:t>
-                </w:r>
-              </w:p>
-              <w:p>
-                <w:pPr>
-                  <w:pStyle w:val="a3"/>
-                  <w:ind w:right="-141"/>
-                  <w:jc w:val="center"/>
-                  <w:rPr>
-                    <w:rFonts w:ascii="Verdana" w:hAnsi="Verdana" w:cs="Times New Roman CYR"/>
-                    <w:sz w:val="20"/>
-                    <w:szCs w:val="20"/>
-                    <w:highlight w:val="yellow"/>
-                    <w:lang w:val="ru-RU"/>
-                  </w:rPr>
-                </w:pPr>
-                <w:r>
-                  <w:rPr>
-                    <w:rFonts w:ascii="Times New Roman CYR" w:hAnsi="Times New Roman CYR" w:cs="Times New Roman CYR"/>
-                    <w:i/>
-                    <w:sz w:val="20"/>
-                    <w:szCs w:val="20"/>
-                    <w:highlight w:val="yellow"/>
-                  </w:rPr>
-                  <w:t>на території України</w:t>
+                  <w:t>назва області, міста (селища або села), вулиця, № будинку тощо на території України</w:t>
                 </w:r>
                 <w:r>
                   <w:rPr>
-                    <w:rFonts w:ascii="Times New Roman CYR" w:hAnsi="Times New Roman CYR" w:cs="Times New Roman CYR"/>
                     <w:sz w:val="20"/>
                     <w:szCs w:val="20"/>
-                    <w:highlight w:val="yellow"/>
                   </w:rPr>
                   <w:t>)</w:t>
                 </w:r>
@@ -1293,105 +1315,22 @@
             </w:tc>
             <w:tc>
               <w:tcPr>
-                <w:tcW w:w="5145" w:type="dxa"/>
+                <w:tcW w:w="1170" w:type="dxa"/>
+                <w:tcBorders>
+                  <w:top w:val="single" w:sz="4" w:space="0" w:color="auto"/>
+                  <w:left w:val="single" w:sz="4" w:space="0" w:color="auto"/>
+                  <w:bottom w:val="single" w:sz="4" w:space="0" w:color="auto"/>
+                  <w:right w:val="single" w:sz="4" w:space="0" w:color="auto"/>
+                </w:tcBorders>
                 <w:vAlign w:val="center"/>
+                <w:hideMark/>
               </w:tcPr>
               <w:p>
                 <w:pPr>
                   <w:pStyle w:val="a3"/>
-                  <w:ind w:right="-141"/>
+                  <w:ind w:right="0"/>
                   <w:jc w:val="center"/>
                   <w:rPr>
-                    <w:rFonts w:ascii="Verdana" w:hAnsi="Verdana" w:cs="Times New Roman CYR"/>
-                    <w:b/>
-                    <w:sz w:val="20"/>
-                    <w:szCs w:val="20"/>
-                    <w:highlight w:val="yellow"/>
-                    <w:lang w:val="ru-RU"/>
-                  </w:rPr>
-                </w:pPr>
-                <w:r>
-                  <w:rPr>
-                    <w:rFonts w:ascii="Times New Roman CYR" w:hAnsi="Times New Roman CYR" w:cs="Times New Roman CYR"/>
-                    <w:b/>
-                    <w:sz w:val="20"/>
-                    <w:szCs w:val="20"/>
-                    <w:highlight w:val="yellow"/>
-                  </w:rPr>
-                  <w:t>Назва закладу (приміщення)</w:t>
-                </w:r>
-              </w:p>
-            </w:tc>
-            <w:tc>
-              <w:tcPr>
-                <w:tcW w:w="993" w:type="dxa"/>
-              </w:tcPr>
-              <w:p>
-                <w:pPr>
-                  <w:pStyle w:val="a3"/>
-                  <w:ind w:right="-141"/>
-                  <w:jc w:val="center"/>
-                  <w:rPr>
-                    <w:rFonts w:ascii="Times New Roman CYR" w:hAnsi="Times New Roman CYR" w:cs="Times New Roman CYR"/>
-                    <w:b/>
-                    <w:sz w:val="20"/>
-                    <w:szCs w:val="20"/>
-                    <w:highlight w:val="yellow"/>
-                    <w:lang w:val="ru-RU"/>
-                  </w:rPr>
-                </w:pPr>
-                <w:r>
-                  <w:rPr>
-                    <w:rFonts w:ascii="Times New Roman CYR" w:hAnsi="Times New Roman CYR" w:cs="Times New Roman CYR"/>
-                    <w:b/>
-                    <w:sz w:val="20"/>
-                    <w:szCs w:val="20"/>
-                    <w:highlight w:val="yellow"/>
-                    <w:lang w:val="ru-RU"/>
-                  </w:rPr>
-                  <w:t>Р</w:t>
-                </w:r>
-                <w:proofErr w:type="spellStart"/>
-                <w:r>
-                  <w:rPr>
-                    <w:rFonts w:ascii="Times New Roman CYR" w:hAnsi="Times New Roman CYR" w:cs="Times New Roman CYR"/>
-                    <w:b/>
-                    <w:sz w:val="20"/>
-                    <w:szCs w:val="20"/>
-                    <w:highlight w:val="yellow"/>
-                  </w:rPr>
-                  <w:t>озмір</w:t>
-                </w:r>
-                <w:proofErr w:type="spellEnd"/>
-                <w:r>
-                  <w:rPr>
-                    <w:rFonts w:ascii="Times New Roman CYR" w:hAnsi="Times New Roman CYR" w:cs="Times New Roman CYR"/>
-                    <w:b/>
-                    <w:sz w:val="20"/>
-                    <w:szCs w:val="20"/>
-                    <w:highlight w:val="yellow"/>
-                  </w:rPr>
-                  <w:t xml:space="preserve"> площі закладу</w:t>
-                </w:r>
-                <w:r>
-                  <w:rPr>
-                    <w:rFonts w:ascii="Times New Roman CYR" w:hAnsi="Times New Roman CYR" w:cs="Times New Roman CYR"/>
-                    <w:b/>
-                    <w:sz w:val="20"/>
-                    <w:szCs w:val="20"/>
-                    <w:highlight w:val="yellow"/>
-                    <w:lang w:val="ru-RU"/>
-                  </w:rPr>
-                  <w:t xml:space="preserve"> </w:t>
-                </w:r>
-              </w:p>
-              <w:p>
-                <w:pPr>
-                  <w:pStyle w:val="a3"/>
-                  <w:ind w:right="-141"/>
-                  <w:jc w:val="center"/>
-                  <w:rPr>
-                    <w:rFonts w:ascii="Times New Roman CYR" w:hAnsi="Times New Roman CYR" w:cs="Times New Roman CYR"/>
                     <w:b/>
                     <w:sz w:val="20"/>
                     <w:szCs w:val="20"/>
@@ -1400,13 +1339,70 @@
                 </w:pPr>
                 <w:r>
                   <w:rPr>
-                    <w:rFonts w:ascii="Times New Roman CYR" w:hAnsi="Times New Roman CYR" w:cs="Times New Roman CYR"/>
-                    <w:i/>
+                    <w:b/>
                     <w:sz w:val="20"/>
                     <w:szCs w:val="20"/>
-                    <w:highlight w:val="yellow"/>
+                    <w:lang w:val="ru-RU"/>
                   </w:rPr>
-                  <w:t>(в квадратних метрах)</w:t>
+                  <w:t>Р</w:t>
+                </w:r>
+                <w:proofErr w:type="spellStart"/>
+                <w:r>
+                  <w:rPr>
+                    <w:b/>
+                    <w:sz w:val="20"/>
+                    <w:szCs w:val="20"/>
+                  </w:rPr>
+                  <w:t>озмір</w:t>
+                </w:r>
+                <w:proofErr w:type="spellEnd"/>
+                <w:r>
+                  <w:rPr>
+                    <w:b/>
+                    <w:sz w:val="20"/>
+                    <w:szCs w:val="20"/>
+                    <w:lang w:val="ru-RU"/>
+                  </w:rPr>
+                  <w:t xml:space="preserve"> </w:t>
+                </w:r>
+                <w:r>
+                  <w:rPr>
+                    <w:b/>
+                    <w:sz w:val="20"/>
+                    <w:szCs w:val="20"/>
+                  </w:rPr>
+                  <w:t>площі закладу</w:t>
+                </w:r>
+                <w:r>
+                  <w:rPr>
+                    <w:b/>
+                    <w:sz w:val="20"/>
+                    <w:szCs w:val="20"/>
+                    <w:lang w:val="ru-RU"/>
+                  </w:rPr>
+                  <w:t xml:space="preserve"> </w:t>
+                </w:r>
+                <w:r>
+                  <w:rPr>
+                    <w:sz w:val="20"/>
+                    <w:szCs w:val="20"/>
+                  </w:rPr>
+                  <w:t>(м</w:t>
+                </w:r>
+                <w:r>
+                  <w:rPr>
+                    <w:sz w:val="20"/>
+                    <w:szCs w:val="20"/>
+                    <w:vertAlign w:val="superscript"/>
+                  </w:rPr>
+                  <w:t>2</w:t>
+                </w:r>
+                <w:r>
+                  <w:rPr>
+                    <w:sz w:val="20"/>
+                    <w:szCs w:val="20"/>
+                  </w:rPr>
+                  <w:t>)</w:t>
                 </w:r>
               </w:p>
             </w:tc>
@@ -1582,7 +1578,6 @@
           <w:sz w:val="20"/>
           <w:szCs w:val="20"/>
         </w:rPr>
-        <w:lastRenderedPageBreak/>
         <w:t>2.4. Сторони домовились, що сума авторської винагороди (роялті), яка сплачується Користувачем за надання невиключного права</w:t>
       </w:r>
       <w:r>
@@ -1644,7 +1639,7 @@
         </w:rPr>
         <w:t xml:space="preserve"> </w:t>
       </w:r>
-      <w:bookmarkStart w:id="4" w:name="_Hlk3207123"/>
+      <w:bookmarkStart w:id="3" w:name="_Hlk3207123"/>
       <w:sdt>
         <w:sdtPr>
           <w:rPr>
@@ -1673,7 +1668,15 @@
         </w:sdtContent>
       </w:sdt>
       <w:r>
-        <w:t xml:space="preserve"> (</w:t>
+        <w:t xml:space="preserve"> </w:t>
+      </w:r>
+      <w:r>
+        <w:rPr>
+          <w:sz w:val="20"/>
+          <w:szCs w:val="20"/>
+        </w:rPr>
+        <w:lastRenderedPageBreak/>
+        <w:t>(</w:t>
       </w:r>
       <w:sdt>
         <w:sdtPr>
@@ -1702,9 +1705,13 @@
         </w:sdtContent>
       </w:sdt>
       <w:r>
+        <w:rPr>
+          <w:sz w:val="20"/>
+          <w:szCs w:val="20"/>
+        </w:rPr>
         <w:t>)</w:t>
       </w:r>
-      <w:bookmarkEnd w:id="4"/>
+      <w:bookmarkEnd w:id="3"/>
       <w:r>
         <w:rPr>
           <w:sz w:val="20"/>
@@ -1717,8 +1724,9 @@
           <w:b/>
           <w:sz w:val="20"/>
           <w:szCs w:val="20"/>
-        </w:rPr>
-        <w:t>відсоток</w:t>
+          <w:lang w:val="ru-RU"/>
+        </w:rPr>
+        <w:t>%</w:t>
       </w:r>
       <w:r>
         <w:rPr>
@@ -1770,7 +1778,7 @@
         </w:rPr>
         <w:t xml:space="preserve"> </w:t>
       </w:r>
-      <w:bookmarkStart w:id="5" w:name="_Hlk3207175"/>
+      <w:bookmarkStart w:id="4" w:name="_Hlk3207175"/>
       <w:sdt>
         <w:sdtPr>
           <w:rPr>
@@ -1799,7 +1807,14 @@
         </w:sdtContent>
       </w:sdt>
       <w:r>
-        <w:t xml:space="preserve"> (</w:t>
+        <w:t xml:space="preserve"> </w:t>
+      </w:r>
+      <w:r>
+        <w:rPr>
+          <w:sz w:val="20"/>
+          <w:szCs w:val="20"/>
+        </w:rPr>
+        <w:t>(</w:t>
       </w:r>
       <w:sdt>
         <w:sdtPr>
@@ -1828,7 +1843,14 @@
         </w:sdtContent>
       </w:sdt>
       <w:r>
-        <w:t xml:space="preserve">) </w:t>
+        <w:rPr>
+          <w:sz w:val="20"/>
+          <w:szCs w:val="20"/>
+        </w:rPr>
+        <w:t>)</w:t>
+      </w:r>
+      <w:r>
+        <w:t xml:space="preserve"> </w:t>
       </w:r>
       <w:r>
         <w:rPr>
@@ -1879,7 +1901,7 @@
         </w:rPr>
         <w:t>коп.</w:t>
       </w:r>
-      <w:bookmarkEnd w:id="5"/>
+      <w:bookmarkEnd w:id="4"/>
       <w:r>
         <w:rPr>
           <w:sz w:val="20"/>
@@ -1895,10 +1917,11 @@
         </w:rPr>
         <w:t xml:space="preserve"> </w:t>
       </w:r>
-      <w:bookmarkStart w:id="6" w:name="_Hlk3207388"/>
+      <w:bookmarkStart w:id="5" w:name="_Hlk3207388"/>
       <w:sdt>
         <w:sdtPr>
           <w:rPr>
+            <w:b/>
             <w:sz w:val="20"/>
             <w:szCs w:val="20"/>
           </w:rPr>
@@ -1922,7 +1945,7 @@
           </w:r>
         </w:sdtContent>
       </w:sdt>
-      <w:bookmarkEnd w:id="6"/>
+      <w:bookmarkEnd w:id="5"/>
       <w:r>
         <w:rPr>
           <w:b/>
@@ -1972,7 +1995,7 @@
         </w:rPr>
         <w:t xml:space="preserve">кожного </w:t>
       </w:r>
-      <w:bookmarkStart w:id="7" w:name="_Hlk3207428"/>
+      <w:bookmarkStart w:id="6" w:name="_Hlk3207428"/>
       <w:sdt>
         <w:sdtPr>
           <w:rPr>
@@ -2001,7 +2024,7 @@
           </w:r>
         </w:sdtContent>
       </w:sdt>
-      <w:bookmarkEnd w:id="7"/>
+      <w:bookmarkEnd w:id="6"/>
       <w:r>
         <w:rPr>
           <w:b/>
@@ -3164,7 +3187,6 @@
           <w:szCs w:val="20"/>
           <w:lang w:val="uk-UA"/>
         </w:rPr>
-        <w:lastRenderedPageBreak/>
         <w:t xml:space="preserve">3.3. Користувач самостійно несе повну відповідальність за достовірність та повноту документів, наданих згідно з </w:t>
       </w:r>
       <w:r>
@@ -3296,6 +3318,7 @@
           <w:sz w:val="20"/>
           <w:szCs w:val="20"/>
         </w:rPr>
+        <w:lastRenderedPageBreak/>
         <w:t xml:space="preserve">3.5. У разі виникнення розбіжностей або спорів між </w:t>
       </w:r>
       <w:r>
@@ -3614,7 +3637,7 @@
         </w:rPr>
         <w:t xml:space="preserve">з </w:t>
       </w:r>
-      <w:bookmarkStart w:id="8" w:name="_Hlk3208475"/>
+      <w:bookmarkStart w:id="7" w:name="_Hlk3208475"/>
       <w:sdt>
         <w:sdtPr>
           <w:rPr>
@@ -3622,8 +3645,8 @@
             <w:sz w:val="20"/>
             <w:szCs w:val="22"/>
           </w:rPr>
-          <w:alias w:val="docDateBeginC"/>
-          <w:tag w:val="docDateBeginC"/>
+          <w:alias w:val="docDateBegin"/>
+          <w:tag w:val="docDateBegin"/>
           <w:id w:val="-954788700"/>
           <w:placeholder>
             <w:docPart w:val="87268BD2124C40A291C07B27D5943466"/>
@@ -3644,12 +3667,29 @@
       </w:sdt>
       <w:r>
         <w:rPr>
+          <w:b/>
           <w:sz w:val="20"/>
           <w:szCs w:val="22"/>
-        </w:rPr>
-        <w:t xml:space="preserve">року і діє до  </w:t>
-      </w:r>
-      <w:bookmarkStart w:id="9" w:name="_Hlk3207534"/>
+          <w:lang w:val="ru-RU"/>
+        </w:rPr>
+        <w:t xml:space="preserve"> </w:t>
+      </w:r>
+      <w:r>
+        <w:rPr>
+          <w:b/>
+          <w:sz w:val="20"/>
+          <w:szCs w:val="22"/>
+        </w:rPr>
+        <w:t>року</w:t>
+      </w:r>
+      <w:r>
+        <w:rPr>
+          <w:sz w:val="20"/>
+          <w:szCs w:val="22"/>
+        </w:rPr>
+        <w:t xml:space="preserve"> і діє до  </w:t>
+      </w:r>
+      <w:bookmarkStart w:id="8" w:name="_Hlk3207534"/>
       <w:sdt>
         <w:sdtPr>
           <w:rPr>
@@ -3657,8 +3697,8 @@
             <w:sz w:val="20"/>
             <w:szCs w:val="22"/>
           </w:rPr>
-          <w:alias w:val="docDateEndC"/>
-          <w:tag w:val="docDateEndC"/>
+          <w:alias w:val="docDateEnd"/>
+          <w:tag w:val="docDateEnd"/>
           <w:id w:val="1553884469"/>
           <w:placeholder>
             <w:docPart w:val="87268BD2124C40A291C07B27D5943466"/>
@@ -3677,13 +3717,14 @@
           </w:r>
         </w:sdtContent>
       </w:sdt>
+      <w:bookmarkEnd w:id="7"/>
       <w:bookmarkEnd w:id="8"/>
-      <w:bookmarkEnd w:id="9"/>
       <w:r>
         <w:rPr>
           <w:b/>
           <w:sz w:val="20"/>
           <w:szCs w:val="20"/>
+          <w:lang w:val="ru-RU"/>
         </w:rPr>
         <w:t xml:space="preserve"> </w:t>
       </w:r>
@@ -3724,7 +3765,6 @@
         <w:rPr>
           <w:sz w:val="20"/>
           <w:szCs w:val="20"/>
-          <w:highlight w:val="yellow"/>
         </w:rPr>
         <w:t>5.2. Дія даного Договору автоматично продовжується строком на 1 рік з одночасним підвищенням розміру мінімального платежу авторської винагороди</w:t>
       </w:r>
@@ -3732,7 +3772,6 @@
         <w:rPr>
           <w:sz w:val="20"/>
           <w:szCs w:val="20"/>
-          <w:highlight w:val="yellow"/>
           <w:lang w:val="ru-RU"/>
         </w:rPr>
         <w:t xml:space="preserve"> </w:t>
@@ -3741,9 +3780,107 @@
         <w:rPr>
           <w:sz w:val="20"/>
           <w:szCs w:val="20"/>
-          <w:highlight w:val="yellow"/>
-        </w:rPr>
-        <w:t>за попередній рік на 10 (десять) % - і так із року в рік.</w:t>
+        </w:rPr>
+        <w:t>за попередній рік на</w:t>
+      </w:r>
+      <w:r>
+        <w:rPr>
+          <w:sz w:val="20"/>
+          <w:szCs w:val="20"/>
+          <w:lang w:val="ru-RU"/>
+        </w:rPr>
+        <w:t xml:space="preserve"> </w:t>
+      </w:r>
+      <w:bookmarkStart w:id="9" w:name="_Hlk4080784"/>
+      <w:sdt>
+        <w:sdtPr>
+          <w:rPr>
+            <w:b/>
+            <w:sz w:val="20"/>
+            <w:szCs w:val="20"/>
+          </w:rPr>
+          <w:alias w:val="prcntPrl"/>
+          <w:tag w:val="prcntPrl"/>
+          <w:id w:val="973418347"/>
+          <w:placeholder>
+            <w:docPart w:val="FC56C008784D41A5B9410D96C5307B1A"/>
+          </w:placeholder>
+          <w:showingPlcHdr/>
+          <w15:appearance w15:val="tags"/>
+          <w:text/>
+        </w:sdtPr>
+        <w:sdtContent>
+          <w:r>
+            <w:rPr>
+              <w:rStyle w:val="ae"/>
+            </w:rPr>
+            <w:t>Место для ввода текста.</w:t>
+          </w:r>
+        </w:sdtContent>
+      </w:sdt>
+      <w:r>
+        <w:rPr>
+          <w:sz w:val="20"/>
+          <w:szCs w:val="20"/>
+        </w:rPr>
+        <w:t xml:space="preserve"> (</w:t>
+      </w:r>
+      <w:sdt>
+        <w:sdtPr>
+          <w:rPr>
+            <w:sz w:val="20"/>
+            <w:szCs w:val="20"/>
+          </w:rPr>
+          <w:alias w:val="prcntPrlText"/>
+          <w:tag w:val="prcntPrlText"/>
+          <w:id w:val="-492410048"/>
+          <w:placeholder>
+            <w:docPart w:val="FC56C008784D41A5B9410D96C5307B1A"/>
+          </w:placeholder>
+          <w:showingPlcHdr/>
+          <w15:appearance w15:val="tags"/>
+          <w:text/>
+        </w:sdtPr>
+        <w:sdtContent>
+          <w:r>
+            <w:rPr>
+              <w:rStyle w:val="ae"/>
+            </w:rPr>
+            <w:t>Место для ввода текста.</w:t>
+          </w:r>
+        </w:sdtContent>
+      </w:sdt>
+      <w:r>
+        <w:rPr>
+          <w:sz w:val="20"/>
+          <w:szCs w:val="20"/>
+        </w:rPr>
+        <w:t>)</w:t>
+      </w:r>
+      <w:bookmarkEnd w:id="9"/>
+      <w:r>
+        <w:rPr>
+          <w:sz w:val="20"/>
+          <w:szCs w:val="20"/>
+        </w:rPr>
+        <w:t xml:space="preserve"> </w:t>
+      </w:r>
+      <w:bookmarkStart w:id="10" w:name="_GoBack"/>
+      <w:r>
+        <w:rPr>
+          <w:b/>
+          <w:sz w:val="20"/>
+          <w:szCs w:val="20"/>
+        </w:rPr>
+        <w:t>%</w:t>
+      </w:r>
+      <w:bookmarkEnd w:id="10"/>
+      <w:r>
+        <w:rPr>
+          <w:sz w:val="20"/>
+          <w:szCs w:val="20"/>
+        </w:rPr>
+        <w:t xml:space="preserve"> - і так із року в рік.</w:t>
       </w:r>
     </w:p>
     <w:p>
@@ -4076,8 +4213,11 @@
         <w:ind w:right="-141" w:firstLine="426"/>
       </w:pPr>
       <w:r>
+        <w:t xml:space="preserve">7.1. Підписанням даного Договору суб’єкт персональних даних підтверджує свою згоду на обробку зазначених в даному Договорі персональних даних відповідно до Закону України «Про захист персональних даних» у базі персональних даних «Користувачі авторського права» з метою забезпечення адміністративно-правових, податкових відносин та відносин у сфері бухгалтерського обліку, з метою реалізації авторських прав правовласників об’єктів авторських прав відповідно до Господарського кодексу України, Цивільного </w:t>
+      </w:r>
+      <w:r>
         <w:lastRenderedPageBreak/>
-        <w:t xml:space="preserve">7.1. Підписанням даного Договору суб’єкт персональних даних підтверджує свою згоду на обробку зазначених в даному Договорі персональних даних відповідно до Закону України «Про захист персональних даних» у базі персональних даних «Користувачі авторського права» з метою забезпечення адміністративно-правових, податкових відносин та відносин у сфері бухгалтерського обліку, з метою реалізації авторських прав правовласників об’єктів авторських прав відповідно до Господарського кодексу України, Цивільного кодексу України,  Податкового кодексу України, Закону України «Про бухгалтерський облік та фінансову звітність», Закону України «Про банки і банківську діяльність», Закону України «Про авторське право і суміжні права», </w:t>
+        <w:t xml:space="preserve">кодексу України,  Податкового кодексу України, Закону України «Про бухгалтерський облік та фінансову звітність», Закону України «Про банки і банківську діяльність», Закону України «Про авторське право і суміжні права», </w:t>
       </w:r>
       <w:r>
         <w:rPr>
@@ -5519,27 +5659,18 @@
             </w:pPr>
             <w:r>
               <w:rPr>
-                <w:sz w:val="18"/>
-                <w:szCs w:val="18"/>
+                <w:sz w:val="20"/>
+                <w:szCs w:val="20"/>
                 <w:lang w:val="uk-UA"/>
               </w:rPr>
-              <w:t>Юридична адреса:</w:t>
-            </w:r>
-            <w:r>
-              <w:rPr>
-                <w:b w:val="0"/>
-                <w:sz w:val="18"/>
-                <w:szCs w:val="18"/>
-                <w:lang w:val="uk-UA"/>
-              </w:rPr>
-              <w:t xml:space="preserve"> </w:t>
+              <w:t xml:space="preserve">Юридична адреса: </w:t>
             </w:r>
             <w:sdt>
               <w:sdtPr>
                 <w:rPr>
                   <w:b w:val="0"/>
-                  <w:sz w:val="18"/>
-                  <w:szCs w:val="18"/>
+                  <w:sz w:val="20"/>
+                  <w:szCs w:val="20"/>
                   <w:lang w:val="uk-UA"/>
                 </w:rPr>
                 <w:alias w:val="CstLegalAddress"/>
@@ -5566,35 +5697,25 @@
           <w:p>
             <w:pPr>
               <w:rPr>
-                <w:b w:val="0"/>
-                <w:sz w:val="18"/>
-                <w:szCs w:val="18"/>
+                <w:sz w:val="20"/>
+                <w:szCs w:val="20"/>
                 <w:lang w:val="uk-UA"/>
               </w:rPr>
             </w:pPr>
             <w:r>
               <w:rPr>
-                <w:sz w:val="18"/>
-                <w:szCs w:val="18"/>
+                <w:sz w:val="20"/>
+                <w:szCs w:val="20"/>
                 <w:lang w:val="uk-UA"/>
               </w:rPr>
-              <w:t>Фактична адреса:</w:t>
-            </w:r>
-            <w:r>
-              <w:rPr>
-                <w:b w:val="0"/>
-                <w:sz w:val="18"/>
-                <w:szCs w:val="18"/>
-                <w:lang w:val="uk-UA"/>
-              </w:rPr>
-              <w:t xml:space="preserve"> </w:t>
+              <w:t xml:space="preserve">Фактична адреса: </w:t>
             </w:r>
             <w:sdt>
               <w:sdtPr>
                 <w:rPr>
                   <w:b w:val="0"/>
-                  <w:sz w:val="18"/>
-                  <w:szCs w:val="18"/>
+                  <w:sz w:val="20"/>
+                  <w:szCs w:val="20"/>
                   <w:lang w:val="uk-UA"/>
                 </w:rPr>
                 <w:alias w:val="CstResidentialAddress"/>
@@ -5621,36 +5742,26 @@
           <w:p>
             <w:pPr>
               <w:rPr>
-                <w:b w:val="0"/>
-                <w:sz w:val="18"/>
-                <w:szCs w:val="18"/>
+                <w:sz w:val="20"/>
+                <w:szCs w:val="20"/>
                 <w:lang w:val="uk-UA"/>
               </w:rPr>
             </w:pPr>
             <w:r>
               <w:rPr>
-                <w:sz w:val="18"/>
-                <w:szCs w:val="18"/>
+                <w:sz w:val="20"/>
+                <w:szCs w:val="20"/>
                 <w:lang w:val="uk-UA"/>
               </w:rPr>
-              <w:t>Адреса для листування:</w:t>
-            </w:r>
-            <w:r>
-              <w:rPr>
-                <w:b w:val="0"/>
-                <w:sz w:val="18"/>
-                <w:szCs w:val="18"/>
-                <w:lang w:val="uk-UA"/>
-              </w:rPr>
-              <w:t xml:space="preserve"> </w:t>
+              <w:t xml:space="preserve">Адреса для листування: </w:t>
             </w:r>
             <w:sdt>
               <w:sdtPr>
                 <w:rPr>
                   <w:b w:val="0"/>
                   <w:bCs w:val="0"/>
-                  <w:sz w:val="18"/>
-                  <w:szCs w:val="18"/>
+                  <w:sz w:val="20"/>
+                  <w:szCs w:val="20"/>
                   <w:lang w:val="uk-UA"/>
                 </w:rPr>
                 <w:alias w:val="CstCorrespAddress"/>
@@ -5677,18 +5788,16 @@
           <w:p>
             <w:pPr>
               <w:rPr>
-                <w:b w:val="0"/>
-                <w:sz w:val="18"/>
-                <w:szCs w:val="18"/>
+                <w:sz w:val="20"/>
+                <w:szCs w:val="20"/>
                 <w:lang w:val="uk-UA"/>
               </w:rPr>
             </w:pPr>
             <w:proofErr w:type="spellStart"/>
             <w:r>
               <w:rPr>
-                <w:b w:val="0"/>
-                <w:sz w:val="18"/>
-                <w:szCs w:val="18"/>
+                <w:sz w:val="20"/>
+                <w:szCs w:val="20"/>
                 <w:lang w:val="uk-UA"/>
               </w:rPr>
               <w:t>Тел</w:t>
@@ -5696,9 +5805,8 @@
             <w:proofErr w:type="spellEnd"/>
             <w:r>
               <w:rPr>
-                <w:b w:val="0"/>
-                <w:sz w:val="18"/>
-                <w:szCs w:val="18"/>
+                <w:sz w:val="20"/>
+                <w:szCs w:val="20"/>
                 <w:lang w:val="uk-UA"/>
               </w:rPr>
               <w:t xml:space="preserve">.: </w:t>
@@ -5707,8 +5815,8 @@
               <w:sdtPr>
                 <w:rPr>
                   <w:b w:val="0"/>
-                  <w:sz w:val="18"/>
-                  <w:szCs w:val="18"/>
+                  <w:sz w:val="20"/>
+                  <w:szCs w:val="20"/>
                   <w:lang w:val="uk-UA"/>
                 </w:rPr>
                 <w:alias w:val="CstPhone"/>
@@ -5735,55 +5843,59 @@
           <w:p>
             <w:pPr>
               <w:rPr>
-                <w:b w:val="0"/>
-                <w:sz w:val="18"/>
-                <w:szCs w:val="18"/>
+                <w:sz w:val="20"/>
+                <w:szCs w:val="20"/>
                 <w:lang w:val="uk-UA"/>
               </w:rPr>
             </w:pPr>
             <w:r>
               <w:rPr>
-                <w:b w:val="0"/>
-                <w:sz w:val="18"/>
-                <w:szCs w:val="18"/>
+                <w:sz w:val="20"/>
+                <w:szCs w:val="20"/>
                 <w:lang w:val="uk-UA"/>
               </w:rPr>
-              <w:t>факс:_____________________________</w:t>
-            </w:r>
-          </w:p>
-          <w:p>
-            <w:pPr>
-              <w:rPr>
-                <w:b w:val="0"/>
-                <w:sz w:val="18"/>
-                <w:szCs w:val="18"/>
-                <w:lang w:val="uk-UA"/>
-              </w:rPr>
-            </w:pPr>
-            <w:r>
-              <w:rPr>
-                <w:sz w:val="18"/>
-                <w:szCs w:val="18"/>
-                <w:lang w:val="uk-UA"/>
-              </w:rPr>
-              <w:t>Код ЄДРПОУ:</w:t>
+              <w:t>факс:</w:t>
             </w:r>
             <w:r>
               <w:rPr>
-                <w:b w:val="0"/>
-                <w:sz w:val="18"/>
-                <w:szCs w:val="18"/>
+                <w:sz w:val="20"/>
+                <w:szCs w:val="20"/>
                 <w:lang w:val="uk-UA"/>
               </w:rPr>
               <w:t xml:space="preserve"> </w:t>
+            </w:r>
+            <w:r>
+              <w:rPr>
+                <w:sz w:val="20"/>
+                <w:szCs w:val="20"/>
+                <w:lang w:val="uk-UA"/>
+              </w:rPr>
+              <w:t>_____________________________</w:t>
+            </w:r>
+          </w:p>
+          <w:p>
+            <w:pPr>
+              <w:rPr>
+                <w:sz w:val="20"/>
+                <w:szCs w:val="20"/>
+                <w:lang w:val="uk-UA"/>
+              </w:rPr>
+            </w:pPr>
+            <w:r>
+              <w:rPr>
+                <w:sz w:val="20"/>
+                <w:szCs w:val="20"/>
+                <w:lang w:val="uk-UA"/>
+              </w:rPr>
+              <w:t xml:space="preserve">Код ЄДРПОУ: </w:t>
             </w:r>
             <w:sdt>
               <w:sdtPr>
                 <w:rPr>
                   <w:b w:val="0"/>
                   <w:bCs w:val="0"/>
-                  <w:sz w:val="18"/>
-                  <w:szCs w:val="18"/>
+                  <w:sz w:val="20"/>
+                  <w:szCs w:val="20"/>
                   <w:lang w:val="uk-UA"/>
                 </w:rPr>
                 <w:alias w:val="CstEDRPOU"/>
@@ -5810,25 +5922,31 @@
           <w:p>
             <w:pPr>
               <w:rPr>
-                <w:b w:val="0"/>
-                <w:sz w:val="18"/>
-                <w:szCs w:val="18"/>
+                <w:sz w:val="20"/>
+                <w:szCs w:val="20"/>
                 <w:lang w:val="uk-UA"/>
               </w:rPr>
             </w:pPr>
             <w:r>
               <w:rPr>
-                <w:sz w:val="18"/>
-                <w:szCs w:val="18"/>
+                <w:sz w:val="20"/>
+                <w:szCs w:val="20"/>
                 <w:lang w:val="uk-UA"/>
               </w:rPr>
               <w:t>Банк</w:t>
             </w:r>
             <w:r>
               <w:rPr>
-                <w:b w:val="0"/>
-                <w:sz w:val="18"/>
-                <w:szCs w:val="18"/>
+                <w:sz w:val="20"/>
+                <w:szCs w:val="20"/>
+                <w:lang w:val="uk-UA"/>
+              </w:rPr>
+              <w:t>:</w:t>
+            </w:r>
+            <w:r>
+              <w:rPr>
+                <w:sz w:val="20"/>
+                <w:szCs w:val="20"/>
                 <w:lang w:val="uk-UA"/>
               </w:rPr>
               <w:t xml:space="preserve"> </w:t>
@@ -5838,8 +5956,8 @@
                 <w:rPr>
                   <w:b w:val="0"/>
                   <w:bCs w:val="0"/>
-                  <w:sz w:val="18"/>
-                  <w:szCs w:val="18"/>
+                  <w:sz w:val="20"/>
+                  <w:szCs w:val="20"/>
                   <w:lang w:val="uk-UA"/>
                 </w:rPr>
                 <w:alias w:val="CstBankName"/>
@@ -5866,36 +5984,26 @@
           <w:p>
             <w:pPr>
               <w:rPr>
-                <w:b w:val="0"/>
-                <w:sz w:val="18"/>
-                <w:szCs w:val="18"/>
+                <w:sz w:val="20"/>
+                <w:szCs w:val="20"/>
                 <w:lang w:val="uk-UA"/>
               </w:rPr>
             </w:pPr>
             <w:r>
               <w:rPr>
-                <w:sz w:val="18"/>
-                <w:szCs w:val="18"/>
+                <w:sz w:val="20"/>
+                <w:szCs w:val="20"/>
                 <w:lang w:val="uk-UA"/>
               </w:rPr>
-              <w:t>МФО:</w:t>
-            </w:r>
-            <w:r>
-              <w:rPr>
-                <w:b w:val="0"/>
-                <w:sz w:val="18"/>
-                <w:szCs w:val="18"/>
-                <w:lang w:val="uk-UA"/>
-              </w:rPr>
-              <w:t xml:space="preserve"> </w:t>
+              <w:t xml:space="preserve">МФО: </w:t>
             </w:r>
             <w:sdt>
               <w:sdtPr>
                 <w:rPr>
                   <w:b w:val="0"/>
                   <w:bCs w:val="0"/>
-                  <w:sz w:val="18"/>
-                  <w:szCs w:val="18"/>
+                  <w:sz w:val="20"/>
+                  <w:szCs w:val="20"/>
                   <w:lang w:val="uk-UA"/>
                 </w:rPr>
                 <w:alias w:val="CstBankMFO"/>
@@ -5922,36 +6030,26 @@
           <w:p>
             <w:pPr>
               <w:rPr>
-                <w:b w:val="0"/>
-                <w:sz w:val="18"/>
-                <w:szCs w:val="18"/>
+                <w:sz w:val="20"/>
+                <w:szCs w:val="20"/>
                 <w:lang w:val="uk-UA"/>
               </w:rPr>
             </w:pPr>
             <w:r>
               <w:rPr>
-                <w:sz w:val="18"/>
-                <w:szCs w:val="18"/>
+                <w:sz w:val="20"/>
+                <w:szCs w:val="20"/>
                 <w:lang w:val="uk-UA"/>
               </w:rPr>
-              <w:t>р/р</w:t>
-            </w:r>
-            <w:r>
-              <w:rPr>
-                <w:b w:val="0"/>
-                <w:sz w:val="18"/>
-                <w:szCs w:val="18"/>
-                <w:lang w:val="uk-UA"/>
-              </w:rPr>
-              <w:t xml:space="preserve"> </w:t>
+              <w:t xml:space="preserve">р/р </w:t>
             </w:r>
             <w:sdt>
               <w:sdtPr>
                 <w:rPr>
                   <w:b w:val="0"/>
                   <w:bCs w:val="0"/>
-                  <w:sz w:val="18"/>
-                  <w:szCs w:val="18"/>
+                  <w:sz w:val="20"/>
+                  <w:szCs w:val="20"/>
                   <w:lang w:val="uk-UA"/>
                 </w:rPr>
                 <w:alias w:val="CstAcc"/>
@@ -5978,25 +6076,25 @@
           <w:p>
             <w:pPr>
               <w:rPr>
-                <w:b w:val="0"/>
-                <w:sz w:val="18"/>
-                <w:szCs w:val="18"/>
+                <w:sz w:val="20"/>
+                <w:szCs w:val="20"/>
                 <w:lang w:val="uk-UA"/>
               </w:rPr>
             </w:pPr>
             <w:r>
               <w:rPr>
-                <w:sz w:val="18"/>
-                <w:szCs w:val="18"/>
+                <w:sz w:val="20"/>
+                <w:szCs w:val="20"/>
                 <w:lang w:val="uk-UA"/>
               </w:rPr>
-              <w:t>Свідоцтво №</w:t>
+              <w:t>Свідоцтво №  р.</w:t>
             </w:r>
             <w:r>
               <w:rPr>
                 <w:b w:val="0"/>
-                <w:sz w:val="18"/>
-                <w:szCs w:val="18"/>
+                <w:bCs w:val="0"/>
+                <w:sz w:val="20"/>
+                <w:szCs w:val="20"/>
                 <w:lang w:val="uk-UA"/>
               </w:rPr>
               <w:t xml:space="preserve"> </w:t>
@@ -6006,15 +6104,15 @@
                 <w:rPr>
                   <w:b w:val="0"/>
                   <w:bCs w:val="0"/>
-                  <w:sz w:val="18"/>
-                  <w:szCs w:val="18"/>
+                  <w:sz w:val="20"/>
+                  <w:szCs w:val="20"/>
                   <w:lang w:val="uk-UA"/>
                 </w:rPr>
-                <w:alias w:val="CstAcc"/>
-                <w:tag w:val="CstAcc"/>
-                <w:id w:val="1575388416"/>
+                <w:alias w:val="CstRegNumber"/>
+                <w:tag w:val="CstRegNumber"/>
+                <w:id w:val="-1794891208"/>
                 <w:placeholder>
-                  <w:docPart w:val="E23FF0A130F34D3885F1B125847E80C9"/>
+                  <w:docPart w:val="2154B3E4E78A4A7B99055C4C2C502251"/>
                 </w:placeholder>
                 <w:showingPlcHdr/>
                 <w15:appearance w15:val="tags"/>
@@ -6025,6 +6123,7 @@
                 <w:r>
                   <w:rPr>
                     <w:rStyle w:val="ae"/>
+                    <w:lang w:val="uk-UA"/>
                   </w:rPr>
                   <w:t>Место для ввода текста.</w:t>
                 </w:r>
@@ -6032,26 +6131,16 @@
             </w:sdt>
             <w:r>
               <w:rPr>
-                <w:b w:val="0"/>
-                <w:sz w:val="18"/>
-                <w:szCs w:val="18"/>
+                <w:sz w:val="20"/>
+                <w:szCs w:val="20"/>
                 <w:lang w:val="uk-UA"/>
               </w:rPr>
-              <w:t xml:space="preserve"> </w:t>
+              <w:t xml:space="preserve"> від</w:t>
             </w:r>
             <w:r>
               <w:rPr>
-                <w:sz w:val="18"/>
-                <w:szCs w:val="18"/>
-                <w:lang w:val="uk-UA"/>
-              </w:rPr>
-              <w:t>від</w:t>
-            </w:r>
-            <w:r>
-              <w:rPr>
-                <w:b w:val="0"/>
-                <w:sz w:val="18"/>
-                <w:szCs w:val="18"/>
+                <w:sz w:val="20"/>
+                <w:szCs w:val="20"/>
                 <w:lang w:val="uk-UA"/>
               </w:rPr>
               <w:t xml:space="preserve"> </w:t>
@@ -6060,16 +6149,15 @@
               <w:sdtPr>
                 <w:rPr>
                   <w:b w:val="0"/>
-                  <w:bCs w:val="0"/>
-                  <w:sz w:val="18"/>
-                  <w:szCs w:val="18"/>
+                  <w:sz w:val="20"/>
+                  <w:szCs w:val="20"/>
                   <w:lang w:val="uk-UA"/>
                 </w:rPr>
-                <w:alias w:val="CstAcc"/>
-                <w:tag w:val="CstAcc"/>
-                <w:id w:val="1488436807"/>
+                <w:alias w:val="CstRegData"/>
+                <w:tag w:val="CstRegData"/>
+                <w:id w:val="1267500302"/>
                 <w:placeholder>
-                  <w:docPart w:val="2017889442C34F12AB3A13D9224DBC49"/>
+                  <w:docPart w:val="2154B3E4E78A4A7B99055C4C2C502251"/>
                 </w:placeholder>
                 <w:showingPlcHdr/>
                 <w15:appearance w15:val="tags"/>
@@ -6080,44 +6168,32 @@
                 <w:r>
                   <w:rPr>
                     <w:rStyle w:val="ae"/>
+                    <w:lang w:val="uk-UA"/>
                   </w:rPr>
                   <w:t>Место для ввода текста.</w:t>
                 </w:r>
               </w:sdtContent>
             </w:sdt>
+          </w:p>
+          <w:p>
+            <w:pPr>
+              <w:rPr>
+                <w:sz w:val="20"/>
+                <w:szCs w:val="20"/>
+              </w:rPr>
+            </w:pPr>
             <w:r>
               <w:rPr>
-                <w:b w:val="0"/>
-                <w:sz w:val="18"/>
-                <w:szCs w:val="18"/>
+                <w:sz w:val="20"/>
+                <w:szCs w:val="20"/>
                 <w:lang w:val="uk-UA"/>
               </w:rPr>
-              <w:t xml:space="preserve"> р.</w:t>
-            </w:r>
-          </w:p>
-          <w:p>
-            <w:pPr>
-              <w:rPr>
-                <w:b w:val="0"/>
-                <w:sz w:val="18"/>
-                <w:szCs w:val="18"/>
-                <w:lang w:val="uk-UA"/>
-              </w:rPr>
-            </w:pPr>
-            <w:r>
-              <w:rPr>
-                <w:sz w:val="18"/>
-                <w:szCs w:val="18"/>
-                <w:lang w:val="uk-UA"/>
-              </w:rPr>
-              <w:t>Індивідуальний податковий №</w:t>
+              <w:t>Є платником</w:t>
             </w:r>
             <w:r>
               <w:rPr>
-                <w:b w:val="0"/>
-                <w:sz w:val="18"/>
-                <w:szCs w:val="18"/>
-                <w:lang w:val="uk-UA"/>
+                <w:sz w:val="20"/>
+                <w:szCs w:val="20"/>
               </w:rPr>
               <w:t xml:space="preserve"> </w:t>
             </w:r>
@@ -6126,8 +6202,55 @@
                 <w:rPr>
                   <w:b w:val="0"/>
                   <w:bCs w:val="0"/>
-                  <w:sz w:val="18"/>
-                  <w:szCs w:val="18"/>
+                  <w:sz w:val="20"/>
+                  <w:szCs w:val="20"/>
+                  <w:lang w:val="uk-UA"/>
+                </w:rPr>
+                <w:alias w:val="CstVATType"/>
+                <w:tag w:val="CstVATType"/>
+                <w:id w:val="25303977"/>
+                <w:placeholder>
+                  <w:docPart w:val="97C7F9E661724F69BEB5E6DA9FBF2F9F"/>
+                </w:placeholder>
+                <w:showingPlcHdr/>
+                <w15:appearance w15:val="tags"/>
+                <w:text/>
+              </w:sdtPr>
+              <w:sdtEndPr/>
+              <w:sdtContent>
+                <w:r>
+                  <w:rPr>
+                    <w:rStyle w:val="ae"/>
+                    <w:lang w:val="uk-UA"/>
+                  </w:rPr>
+                  <w:t>Место для ввода текста.</w:t>
+                </w:r>
+              </w:sdtContent>
+            </w:sdt>
+          </w:p>
+          <w:p>
+            <w:pPr>
+              <w:rPr>
+                <w:sz w:val="20"/>
+                <w:szCs w:val="20"/>
+                <w:lang w:val="uk-UA"/>
+              </w:rPr>
+            </w:pPr>
+            <w:r>
+              <w:rPr>
+                <w:sz w:val="20"/>
+                <w:szCs w:val="20"/>
+                <w:lang w:val="uk-UA"/>
+              </w:rPr>
+              <w:t xml:space="preserve">Індивідуальний податковий № </w:t>
+            </w:r>
+            <w:sdt>
+              <w:sdtPr>
+                <w:rPr>
+                  <w:b w:val="0"/>
+                  <w:bCs w:val="0"/>
+                  <w:sz w:val="20"/>
+                  <w:szCs w:val="20"/>
                   <w:lang w:val="uk-UA"/>
                 </w:rPr>
                 <w:alias w:val="CstVAT"/>
@@ -6154,57 +6277,19 @@
           <w:p>
             <w:pPr>
               <w:rPr>
-                <w:b w:val="0"/>
-                <w:sz w:val="18"/>
-                <w:szCs w:val="18"/>
+                <w:sz w:val="20"/>
+                <w:szCs w:val="20"/>
+                <w:lang w:val="uk-UA"/>
               </w:rPr>
             </w:pPr>
             <w:r>
               <w:rPr>
-                <w:sz w:val="18"/>
-                <w:szCs w:val="18"/>
+                <w:sz w:val="20"/>
+                <w:szCs w:val="20"/>
                 <w:lang w:val="uk-UA"/>
               </w:rPr>
-              <w:t>Є платником</w:t>
+              <w:t>http://____________________________</w:t>
             </w:r>
-            <w:r>
-              <w:rPr>
-                <w:b w:val="0"/>
-                <w:sz w:val="18"/>
-                <w:szCs w:val="18"/>
-              </w:rPr>
-              <w:t xml:space="preserve"> </w:t>
-            </w:r>
-            <w:sdt>
-              <w:sdtPr>
-                <w:rPr>
-                  <w:b w:val="0"/>
-                  <w:bCs w:val="0"/>
-                  <w:sz w:val="18"/>
-                  <w:szCs w:val="18"/>
-                  <w:lang w:val="uk-UA"/>
-                </w:rPr>
-                <w:alias w:val="CstVATType"/>
-                <w:tag w:val="CstVATType"/>
-                <w:id w:val="25303977"/>
-                <w:placeholder>
-                  <w:docPart w:val="AC621A3198F74EAEA4C7A626042FE7BE"/>
-                </w:placeholder>
-                <w:showingPlcHdr/>
-                <w15:appearance w15:val="tags"/>
-                <w:text/>
-              </w:sdtPr>
-              <w:sdtEndPr/>
-              <w:sdtContent>
-                <w:r>
-                  <w:rPr>
-                    <w:rStyle w:val="ae"/>
-                    <w:lang w:val="uk-UA"/>
-                  </w:rPr>
-                  <w:t>Место для ввода текста.</w:t>
-                </w:r>
-              </w:sdtContent>
-            </w:sdt>
           </w:p>
           <w:p>
             <w:pPr>
@@ -6217,12 +6302,38 @@
             </w:pPr>
             <w:r>
               <w:rPr>
+                <w:sz w:val="20"/>
+                <w:szCs w:val="20"/>
+                <w:lang w:val="uk-UA"/>
+              </w:rPr>
+              <w:t>E-</w:t>
+            </w:r>
+            <w:proofErr w:type="spellStart"/>
+            <w:r>
+              <w:rPr>
+                <w:sz w:val="20"/>
+                <w:szCs w:val="20"/>
+                <w:lang w:val="uk-UA"/>
+              </w:rPr>
+              <w:t>mail</w:t>
+            </w:r>
+            <w:proofErr w:type="spellEnd"/>
+            <w:r>
+              <w:rPr>
+                <w:sz w:val="20"/>
+                <w:szCs w:val="20"/>
+                <w:lang w:val="uk-UA"/>
+              </w:rPr>
+              <w:t>:</w:t>
+            </w:r>
+            <w:r>
+              <w:rPr>
                 <w:b w:val="0"/>
                 <w:sz w:val="18"/>
                 <w:szCs w:val="18"/>
                 <w:lang w:val="uk-UA"/>
               </w:rPr>
-              <w:t>http://___________________________________________________</w:t>
+              <w:t xml:space="preserve"> _____________________________</w:t>
             </w:r>
           </w:p>
           <w:p>
@@ -6234,69 +6345,11 @@
                 <w:lang w:val="uk-UA"/>
               </w:rPr>
             </w:pPr>
-            <w:r>
-              <w:rPr>
-                <w:b w:val="0"/>
-                <w:sz w:val="18"/>
-                <w:szCs w:val="18"/>
-                <w:lang w:val="uk-UA"/>
-              </w:rPr>
-              <w:t>E-</w:t>
-            </w:r>
-            <w:proofErr w:type="spellStart"/>
-            <w:r>
-              <w:rPr>
-                <w:b w:val="0"/>
-                <w:sz w:val="18"/>
-                <w:szCs w:val="18"/>
-                <w:lang w:val="uk-UA"/>
-              </w:rPr>
-              <w:t>mail</w:t>
-            </w:r>
-            <w:proofErr w:type="spellEnd"/>
-            <w:r>
-              <w:rPr>
-                <w:b w:val="0"/>
-                <w:sz w:val="18"/>
-                <w:szCs w:val="18"/>
-                <w:lang w:val="uk-UA"/>
-              </w:rPr>
-              <w:t>: _________________________________________________</w:t>
-            </w:r>
-          </w:p>
-          <w:p>
-            <w:pPr>
-              <w:rPr>
-                <w:b w:val="0"/>
-                <w:sz w:val="18"/>
-                <w:szCs w:val="18"/>
-                <w:lang w:val="uk-UA"/>
-              </w:rPr>
-            </w:pPr>
-          </w:p>
-          <w:p>
-            <w:pPr>
-              <w:pStyle w:val="a3"/>
-              <w:ind w:right="0"/>
-              <w:rPr>
-                <w:sz w:val="18"/>
-                <w:szCs w:val="18"/>
-                <w:vertAlign w:val="superscript"/>
-              </w:rPr>
-            </w:pPr>
-            <w:r>
-              <w:rPr>
-                <w:sz w:val="18"/>
-                <w:szCs w:val="18"/>
-                <w:vertAlign w:val="superscript"/>
-              </w:rPr>
-              <w:t xml:space="preserve">                </w:t>
-            </w:r>
           </w:p>
           <w:tbl>
             <w:tblPr>
               <w:tblStyle w:val="af"/>
-              <w:tblW w:w="0" w:type="auto"/>
+              <w:tblW w:w="5160" w:type="dxa"/>
               <w:tblInd w:w="0" w:type="dxa"/>
               <w:tblBorders>
                 <w:top w:val="none" w:sz="0" w:space="0" w:color="auto"/>
@@ -6326,6 +6379,7 @@
                 </w:tcPr>
                 <w:p>
                   <w:pPr>
+                    <w:jc w:val="center"/>
                     <w:rPr>
                       <w:color w:val="000000"/>
                       <w:sz w:val="18"/>
@@ -6351,19 +6405,10 @@
                     </w:rPr>
                     <w:t>______</w:t>
                   </w:r>
-                  <w:r>
-                    <w:rPr>
-                      <w:color w:val="000000"/>
-                      <w:sz w:val="18"/>
-                      <w:szCs w:val="18"/>
-                      <w:lang w:val="uk-UA"/>
-                    </w:rPr>
-                    <w:t xml:space="preserve">  </w:t>
-                  </w:r>
                 </w:p>
                 <w:p>
                   <w:pPr>
-                    <w:jc w:val="both"/>
+                    <w:jc w:val="center"/>
                     <w:rPr>
                       <w:color w:val="000000"/>
                       <w:sz w:val="18"/>
@@ -6371,15 +6416,6 @@
                       <w:lang w:val="uk-UA"/>
                     </w:rPr>
                   </w:pPr>
-                  <w:r>
-                    <w:rPr>
-                      <w:color w:val="000000"/>
-                      <w:sz w:val="18"/>
-                      <w:szCs w:val="18"/>
-                      <w:lang w:val="uk-UA"/>
-                    </w:rPr>
-                    <w:t xml:space="preserve">    </w:t>
-                  </w:r>
                   <w:proofErr w:type="spellStart"/>
                   <w:r>
                     <w:rPr>
@@ -6398,7 +6434,7 @@
                       <w:vertAlign w:val="superscript"/>
                       <w:lang w:val="uk-UA"/>
                     </w:rPr>
-                    <w:t xml:space="preserve">.           (підпис)                   </w:t>
+                    <w:t>.           (підпис)</w:t>
                   </w:r>
                 </w:p>
               </w:tc>
@@ -6436,13 +6472,12 @@
                   <w:sdt>
                     <w:sdtPr>
                       <w:rPr>
-                        <w:b w:val="0"/>
-                        <w:sz w:val="18"/>
-                        <w:szCs w:val="18"/>
+                        <w:sz w:val="20"/>
+                        <w:szCs w:val="20"/>
                         <w:lang w:val="uk-UA"/>
                       </w:rPr>
-                      <w:alias w:val="CstPerson"/>
-                      <w:tag w:val="CstPerson"/>
+                      <w:alias w:val="CstPerson1"/>
+                      <w:tag w:val="CstPerson1"/>
                       <w:id w:val="433098122"/>
                       <w:placeholder>
                         <w:docPart w:val="23AA63A153E742CE91BE99C6CAB37AC8"/>
@@ -15140,32 +15175,6 @@
     </w:docPart>
     <w:docPart>
       <w:docPartPr>
-        <w:name w:val="DefaultPlaceholder_-1854013436"/>
-        <w:category>
-          <w:name w:val="Общие"/>
-          <w:gallery w:val="placeholder"/>
-        </w:category>
-        <w:types>
-          <w:type w:val="bbPlcHdr"/>
-        </w:types>
-        <w:behaviors>
-          <w:behavior w:val="content"/>
-        </w:behaviors>
-        <w:guid w:val="{AB51B99F-624B-40BA-9567-4256833FC2B4}"/>
-      </w:docPartPr>
-      <w:docPartBody>
-        <w:p>
-          <w:r>
-            <w:rPr>
-              <w:rStyle w:val="a3"/>
-            </w:rPr>
-            <w:t>Выберите стандартный блок.</w:t>
-          </w:r>
-        </w:p>
-      </w:docPartBody>
-    </w:docPart>
-    <w:docPart>
-      <w:docPartPr>
         <w:name w:val="C57AD534FAFA40BAB05D1FE52B865EA0"/>
         <w:category>
           <w:name w:val="Общие"/>
@@ -15665,64 +15674,6 @@
     </w:docPart>
     <w:docPart>
       <w:docPartPr>
-        <w:name w:val="E23FF0A130F34D3885F1B125847E80C9"/>
-        <w:category>
-          <w:name w:val="Общие"/>
-          <w:gallery w:val="placeholder"/>
-        </w:category>
-        <w:types>
-          <w:type w:val="bbPlcHdr"/>
-        </w:types>
-        <w:behaviors>
-          <w:behavior w:val="content"/>
-        </w:behaviors>
-        <w:guid w:val="{21495796-CB90-4A4A-9618-264FFB256555}"/>
-      </w:docPartPr>
-      <w:docPartBody>
-        <w:p>
-          <w:pPr>
-            <w:pStyle w:val="E23FF0A130F34D3885F1B125847E80C9"/>
-          </w:pPr>
-          <w:r>
-            <w:rPr>
-              <w:rStyle w:val="a3"/>
-            </w:rPr>
-            <w:t>Место для ввода текста.</w:t>
-          </w:r>
-        </w:p>
-      </w:docPartBody>
-    </w:docPart>
-    <w:docPart>
-      <w:docPartPr>
-        <w:name w:val="2017889442C34F12AB3A13D9224DBC49"/>
-        <w:category>
-          <w:name w:val="Общие"/>
-          <w:gallery w:val="placeholder"/>
-        </w:category>
-        <w:types>
-          <w:type w:val="bbPlcHdr"/>
-        </w:types>
-        <w:behaviors>
-          <w:behavior w:val="content"/>
-        </w:behaviors>
-        <w:guid w:val="{85AECBF7-530E-476D-AAA6-2150A8868BAF}"/>
-      </w:docPartPr>
-      <w:docPartBody>
-        <w:p>
-          <w:pPr>
-            <w:pStyle w:val="2017889442C34F12AB3A13D9224DBC49"/>
-          </w:pPr>
-          <w:r>
-            <w:rPr>
-              <w:rStyle w:val="a3"/>
-            </w:rPr>
-            <w:t>Место для ввода текста.</w:t>
-          </w:r>
-        </w:p>
-      </w:docPartBody>
-    </w:docPart>
-    <w:docPart>
-      <w:docPartPr>
         <w:name w:val="8CBD6AC23E48498CA6BB7408DC139570"/>
         <w:category>
           <w:name w:val="Общие"/>
@@ -15744,36 +15695,6 @@
           <w:r>
             <w:rPr>
               <w:rStyle w:val="a3"/>
-            </w:rPr>
-            <w:t>Место для ввода текста.</w:t>
-          </w:r>
-        </w:p>
-      </w:docPartBody>
-    </w:docPart>
-    <w:docPart>
-      <w:docPartPr>
-        <w:name w:val="AC621A3198F74EAEA4C7A626042FE7BE"/>
-        <w:category>
-          <w:name w:val="Общие"/>
-          <w:gallery w:val="placeholder"/>
-        </w:category>
-        <w:types>
-          <w:type w:val="bbPlcHdr"/>
-        </w:types>
-        <w:behaviors>
-          <w:behavior w:val="content"/>
-        </w:behaviors>
-        <w:guid w:val="{EB0A42C2-8DD1-49F8-ACE5-03413DB37E3E}"/>
-      </w:docPartPr>
-      <w:docPartBody>
-        <w:p>
-          <w:pPr>
-            <w:pStyle w:val="AC621A3198F74EAEA4C7A626042FE7BE"/>
-          </w:pPr>
-          <w:r>
-            <w:rPr>
-              <w:rStyle w:val="a3"/>
-              <w:lang w:val="uk-UA"/>
             </w:rPr>
             <w:t>Место для ввода текста.</w:t>
           </w:r>
@@ -15867,6 +15788,124 @@
         </w:p>
       </w:docPartBody>
     </w:docPart>
+    <w:docPart>
+      <w:docPartPr>
+        <w:name w:val="2154B3E4E78A4A7B99055C4C2C502251"/>
+        <w:category>
+          <w:name w:val="Общие"/>
+          <w:gallery w:val="placeholder"/>
+        </w:category>
+        <w:types>
+          <w:type w:val="bbPlcHdr"/>
+        </w:types>
+        <w:behaviors>
+          <w:behavior w:val="content"/>
+        </w:behaviors>
+        <w:guid w:val="{DA06FD98-E34A-4A4F-ADDC-B8131AE26DB0}"/>
+      </w:docPartPr>
+      <w:docPartBody>
+        <w:p>
+          <w:pPr>
+            <w:pStyle w:val="2154B3E4E78A4A7B99055C4C2C502251"/>
+          </w:pPr>
+          <w:r>
+            <w:rPr>
+              <w:rStyle w:val="a3"/>
+              <w:lang w:val="uk-UA"/>
+            </w:rPr>
+            <w:t>Место для ввода текста.</w:t>
+          </w:r>
+        </w:p>
+      </w:docPartBody>
+    </w:docPart>
+    <w:docPart>
+      <w:docPartPr>
+        <w:name w:val="97C7F9E661724F69BEB5E6DA9FBF2F9F"/>
+        <w:category>
+          <w:name w:val="Общие"/>
+          <w:gallery w:val="placeholder"/>
+        </w:category>
+        <w:types>
+          <w:type w:val="bbPlcHdr"/>
+        </w:types>
+        <w:behaviors>
+          <w:behavior w:val="content"/>
+        </w:behaviors>
+        <w:guid w:val="{2E19756F-87CD-44F2-A7BC-0D666A9DBF36}"/>
+      </w:docPartPr>
+      <w:docPartBody>
+        <w:p>
+          <w:pPr>
+            <w:pStyle w:val="97C7F9E661724F69BEB5E6DA9FBF2F9F"/>
+          </w:pPr>
+          <w:r>
+            <w:rPr>
+              <w:rStyle w:val="a3"/>
+              <w:lang w:val="uk-UA"/>
+            </w:rPr>
+            <w:t>Место для ввода текста.</w:t>
+          </w:r>
+        </w:p>
+      </w:docPartBody>
+    </w:docPart>
+    <w:docPart>
+      <w:docPartPr>
+        <w:name w:val="9620A0D97AB44363BA01968A566D00E5"/>
+        <w:category>
+          <w:name w:val="Общие"/>
+          <w:gallery w:val="placeholder"/>
+        </w:category>
+        <w:types>
+          <w:type w:val="bbPlcHdr"/>
+        </w:types>
+        <w:behaviors>
+          <w:behavior w:val="content"/>
+        </w:behaviors>
+        <w:guid w:val="{EAFE71DE-3D2C-46DF-BEE8-D6AE420C9A1F}"/>
+      </w:docPartPr>
+      <w:docPartBody>
+        <w:p>
+          <w:pPr>
+            <w:pStyle w:val="9620A0D97AB44363BA01968A566D00E5"/>
+          </w:pPr>
+          <w:r>
+            <w:rPr>
+              <w:rStyle w:val="a3"/>
+            </w:rPr>
+            <w:t>Выберите стандартный блок.</w:t>
+          </w:r>
+        </w:p>
+      </w:docPartBody>
+    </w:docPart>
+    <w:docPart>
+      <w:docPartPr>
+        <w:name w:val="FC56C008784D41A5B9410D96C5307B1A"/>
+        <w:category>
+          <w:name w:val="Общие"/>
+          <w:gallery w:val="placeholder"/>
+        </w:category>
+        <w:types>
+          <w:type w:val="bbPlcHdr"/>
+        </w:types>
+        <w:behaviors>
+          <w:behavior w:val="content"/>
+        </w:behaviors>
+        <w:guid w:val="{80726882-2879-4F2C-87E3-177448255890}"/>
+      </w:docPartPr>
+      <w:docPartBody>
+        <w:p>
+          <w:pPr>
+            <w:pStyle w:val="FC56C008784D41A5B9410D96C5307B1A"/>
+          </w:pPr>
+          <w:r>
+            <w:rPr>
+              <w:rStyle w:val="a3"/>
+            </w:rPr>
+            <w:t>Место для ввода текста.</w:t>
+          </w:r>
+        </w:p>
+      </w:docPartBody>
+    </w:docPart>
   </w:docParts>
 </w:glossaryDocument>
 </file>
@@ -15908,13 +15947,6 @@
     <w:family w:val="roman"/>
     <w:pitch w:val="variable"/>
     <w:sig w:usb0="E0002EFF" w:usb1="C000785B" w:usb2="00000009" w:usb3="00000000" w:csb0="000001FF" w:csb1="00000000"/>
-  </w:font>
-  <w:font w:name="Verdana">
-    <w:panose1 w:val="020B0604030504040204"/>
-    <w:charset w:val="CC"/>
-    <w:family w:val="swiss"/>
-    <w:pitch w:val="variable"/>
-    <w:sig w:usb0="A00006FF" w:usb1="4000205B" w:usb2="00000010" w:usb3="00000000" w:csb0="0000019F" w:csb1="00000000"/>
   </w:font>
   <w:font w:name="inherit">
     <w:altName w:val="Times New Roman"/>
@@ -15972,14 +16004,13 @@
   <w:rsids>
     <w:rsidRoot w:val="0075407B"/>
     <w:rsid w:val="00100E6E"/>
-    <w:rsid w:val="001D6668"/>
-    <w:rsid w:val="002D4EAC"/>
-    <w:rsid w:val="00391DF5"/>
-    <w:rsid w:val="003E02EB"/>
+    <w:rsid w:val="003518A6"/>
     <w:rsid w:val="0075407B"/>
-    <w:rsid w:val="00890E7B"/>
     <w:rsid w:val="0097172B"/>
+    <w:rsid w:val="00A11907"/>
+    <w:rsid w:val="00B06D59"/>
     <w:rsid w:val="00C879EF"/>
+    <w:rsid w:val="00E4088D"/>
     <w:rsid w:val="00FC0EF2"/>
   </w:rsids>
   <m:mathPr>
@@ -16433,7 +16464,7 @@
     <w:basedOn w:val="a0"/>
     <w:uiPriority w:val="99"/>
     <w:semiHidden/>
-    <w:rsid w:val="0075407B"/>
+    <w:rsid w:val="00B06D59"/>
     <w:rPr>
       <w:color w:val="808080"/>
     </w:rPr>
@@ -16557,6 +16588,32 @@
   <w:style w:type="paragraph" w:customStyle="1" w:styleId="F97FB292751349F1BFEE6BB2EA48FDE7">
     <w:name w:val="F97FB292751349F1BFEE6BB2EA48FDE7"/>
     <w:rsid w:val="0075407B"/>
+  </w:style>
+  <w:style w:type="paragraph" w:customStyle="1" w:styleId="586A894C89C14B59A2BE11353B26CAE2">
+    <w:name w:val="586A894C89C14B59A2BE11353B26CAE2"/>
+    <w:rsid w:val="00A11907"/>
+  </w:style>
+  <w:style w:type="paragraph" w:customStyle="1" w:styleId="2154B3E4E78A4A7B99055C4C2C502251">
+    <w:name w:val="2154B3E4E78A4A7B99055C4C2C502251"/>
+    <w:rsid w:val="00E4088D"/>
+  </w:style>
+  <w:style w:type="paragraph" w:customStyle="1" w:styleId="97C7F9E661724F69BEB5E6DA9FBF2F9F">
+    <w:name w:val="97C7F9E661724F69BEB5E6DA9FBF2F9F"/>
+    <w:rsid w:val="00E4088D"/>
+  </w:style>
+  <w:style w:type="paragraph" w:customStyle="1" w:styleId="9620A0D97AB44363BA01968A566D00E5">
+    <w:name w:val="9620A0D97AB44363BA01968A566D00E5"/>
+    <w:rsid w:val="00B06D59"/>
+    <w:rPr>
+      <w:lang w:val="ru-UA" w:eastAsia="ru-UA"/>
+    </w:rPr>
+  </w:style>
+  <w:style w:type="paragraph" w:customStyle="1" w:styleId="FC56C008784D41A5B9410D96C5307B1A">
+    <w:name w:val="FC56C008784D41A5B9410D96C5307B1A"/>
+    <w:rsid w:val="00B06D59"/>
+    <w:rPr>
+      <w:lang w:val="ru-UA" w:eastAsia="ru-UA"/>
+    </w:rPr>
   </w:style>
 </w:styles>
 </file>

--- a/TestWord_1/F_ТИПОВИЙ ДОГОВІР КБР ГО УААСП.docx
+++ b/TestWord_1/F_ТИПОВИЙ ДОГОВІР КБР ГО УААСП.docx
@@ -1118,6 +1118,7 @@
           <w:docPartGallery w:val="Tables"/>
         </w:docPartList>
       </w:sdtPr>
+      <w:sdtEndPr/>
       <w:sdtContent>
         <w:p>
           <w:pPr>
@@ -1568,10 +1569,6 @@
       <w:pPr>
         <w:pStyle w:val="a3"/>
         <w:ind w:right="-141" w:firstLine="360"/>
-        <w:rPr>
-          <w:sz w:val="20"/>
-          <w:szCs w:val="20"/>
-        </w:rPr>
       </w:pPr>
       <w:r>
         <w:rPr>
@@ -1670,12 +1667,217 @@
       <w:r>
         <w:t xml:space="preserve"> </w:t>
       </w:r>
-      <w:r>
-        <w:rPr>
-          <w:sz w:val="20"/>
-          <w:szCs w:val="20"/>
-        </w:rPr>
-        <w:lastRenderedPageBreak/>
+    </w:p>
+    <w:sdt>
+      <w:sdtPr>
+        <w:rPr>
+          <w:i/>
+          <w:color w:val="000000"/>
+          <w:sz w:val="20"/>
+          <w:szCs w:val="20"/>
+          <w:lang w:val="uk-UA"/>
+        </w:rPr>
+        <w:alias w:val="TablePL2"/>
+        <w:tag w:val="TablePL2"/>
+        <w:id w:val="2092968664"/>
+        <w:placeholder>
+          <w:docPart w:val="118AC12EB5A8451AA20B8279BD26CF57"/>
+        </w:placeholder>
+        <w15:appearance w15:val="tags"/>
+        <w:docPartList>
+          <w:docPartGallery w:val="Tables"/>
+        </w:docPartList>
+      </w:sdtPr>
+      <w:sdtContent>
+        <w:p>
+          <w:pPr>
+            <w:pStyle w:val="1"/>
+            <w:spacing w:line="276" w:lineRule="auto"/>
+            <w:rPr>
+              <w:i/>
+              <w:color w:val="000000"/>
+              <w:sz w:val="20"/>
+              <w:szCs w:val="20"/>
+              <w:lang w:val="uk-UA"/>
+            </w:rPr>
+          </w:pPr>
+        </w:p>
+        <w:tbl>
+          <w:tblPr>
+            <w:tblStyle w:val="af"/>
+            <w:tblW w:w="9831" w:type="dxa"/>
+            <w:tblInd w:w="959" w:type="dxa"/>
+            <w:tblLook w:val="04A0" w:firstRow="1" w:lastRow="0" w:firstColumn="1" w:lastColumn="0" w:noHBand="0" w:noVBand="1"/>
+          </w:tblPr>
+          <w:tblGrid>
+            <w:gridCol w:w="1816"/>
+            <w:gridCol w:w="1809"/>
+            <w:gridCol w:w="2084"/>
+            <w:gridCol w:w="2061"/>
+            <w:gridCol w:w="2061"/>
+          </w:tblGrid>
+          <w:tr>
+            <w:trPr>
+              <w:trHeight w:val="726"/>
+            </w:trPr>
+            <w:tc>
+              <w:tcPr>
+                <w:tcW w:w="1816" w:type="dxa"/>
+              </w:tcPr>
+              <w:p>
+                <w:pPr>
+                  <w:pStyle w:val="1"/>
+                  <w:ind w:left="0" w:right="-40"/>
+                  <w:jc w:val="center"/>
+                  <w:rPr>
+                    <w:b/>
+                    <w:sz w:val="20"/>
+                    <w:szCs w:val="20"/>
+                    <w:lang w:val="uk-UA"/>
+                  </w:rPr>
+                </w:pPr>
+                <w:bookmarkStart w:id="4" w:name="_GoBack" w:colFirst="4" w:colLast="4"/>
+              </w:p>
+            </w:tc>
+            <w:tc>
+              <w:tcPr>
+                <w:tcW w:w="1809" w:type="dxa"/>
+              </w:tcPr>
+              <w:p>
+                <w:pPr>
+                  <w:pStyle w:val="1"/>
+                  <w:ind w:left="0" w:right="-40"/>
+                  <w:jc w:val="center"/>
+                  <w:rPr>
+                    <w:sz w:val="20"/>
+                    <w:szCs w:val="20"/>
+                    <w:lang w:val="uk-UA"/>
+                  </w:rPr>
+                </w:pPr>
+                <w:r>
+                  <w:rPr>
+                    <w:b/>
+                    <w:sz w:val="20"/>
+                    <w:szCs w:val="20"/>
+                    <w:lang w:val="uk-UA"/>
+                  </w:rPr>
+                  <w:t>Країна</w:t>
+                </w:r>
+              </w:p>
+            </w:tc>
+            <w:tc>
+              <w:tcPr>
+                <w:tcW w:w="2084" w:type="dxa"/>
+              </w:tcPr>
+              <w:p>
+                <w:pPr>
+                  <w:pStyle w:val="af0"/>
+                  <w:rPr>
+                    <w:b/>
+                    <w:i/>
+                    <w:u w:val="single"/>
+                    <w:lang w:val="uk-UA"/>
+                  </w:rPr>
+                </w:pPr>
+                <w:r>
+                  <w:rPr>
+                    <w:b/>
+                    <w:lang w:val="uk-UA"/>
+                  </w:rPr>
+                  <w:t>підпис Автора</w:t>
+                </w:r>
+              </w:p>
+            </w:tc>
+            <w:tc>
+              <w:tcPr>
+                <w:tcW w:w="2061" w:type="dxa"/>
+              </w:tcPr>
+              <w:p>
+                <w:pPr>
+                  <w:pStyle w:val="af0"/>
+                  <w:rPr>
+                    <w:b/>
+                    <w:lang w:val="uk-UA"/>
+                  </w:rPr>
+                </w:pPr>
+              </w:p>
+            </w:tc>
+            <w:tc>
+              <w:tcPr>
+                <w:tcW w:w="2061" w:type="dxa"/>
+              </w:tcPr>
+              <w:p>
+                <w:pPr>
+                  <w:pStyle w:val="af0"/>
+                  <w:rPr>
+                    <w:b/>
+                    <w:lang w:val="uk-UA"/>
+                  </w:rPr>
+                </w:pPr>
+              </w:p>
+            </w:tc>
+          </w:tr>
+        </w:tbl>
+        <w:p>
+          <w:pPr>
+            <w:pStyle w:val="1"/>
+            <w:spacing w:line="276" w:lineRule="auto"/>
+            <w:rPr>
+              <w:i/>
+              <w:color w:val="000000"/>
+              <w:sz w:val="20"/>
+              <w:szCs w:val="20"/>
+              <w:lang w:val="uk-UA"/>
+            </w:rPr>
+          </w:pPr>
+        </w:p>
+        <w:bookmarkEnd w:id="4" w:displacedByCustomXml="next"/>
+      </w:sdtContent>
+    </w:sdt>
+    <w:p>
+      <w:pPr>
+        <w:pStyle w:val="a3"/>
+        <w:ind w:right="-141" w:firstLine="360"/>
+      </w:pPr>
+    </w:p>
+    <w:p>
+      <w:pPr>
+        <w:pStyle w:val="a3"/>
+        <w:ind w:right="-141" w:firstLine="360"/>
+      </w:pPr>
+    </w:p>
+    <w:p>
+      <w:pPr>
+        <w:pStyle w:val="a3"/>
+        <w:ind w:right="-141" w:firstLine="360"/>
+      </w:pPr>
+    </w:p>
+    <w:p>
+      <w:pPr>
+        <w:pStyle w:val="a3"/>
+        <w:ind w:right="-141" w:firstLine="360"/>
+      </w:pPr>
+    </w:p>
+    <w:p>
+      <w:pPr>
+        <w:pStyle w:val="a3"/>
+        <w:ind w:right="-141" w:firstLine="360"/>
+      </w:pPr>
+    </w:p>
+    <w:p>
+      <w:pPr>
+        <w:pStyle w:val="a3"/>
+        <w:ind w:right="-141" w:firstLine="360"/>
+        <w:rPr>
+          <w:sz w:val="20"/>
+          <w:szCs w:val="20"/>
+        </w:rPr>
+      </w:pPr>
+      <w:r>
+        <w:rPr>
+          <w:sz w:val="20"/>
+          <w:szCs w:val="20"/>
+        </w:rPr>
         <w:t>(</w:t>
       </w:r>
       <w:sdt>
@@ -1778,7 +1980,7 @@
         </w:rPr>
         <w:t xml:space="preserve"> </w:t>
       </w:r>
-      <w:bookmarkStart w:id="4" w:name="_Hlk3207175"/>
+      <w:bookmarkStart w:id="5" w:name="_Hlk3207175"/>
       <w:sdt>
         <w:sdtPr>
           <w:rPr>
@@ -1901,7 +2103,7 @@
         </w:rPr>
         <w:t>коп.</w:t>
       </w:r>
-      <w:bookmarkEnd w:id="4"/>
+      <w:bookmarkEnd w:id="5"/>
       <w:r>
         <w:rPr>
           <w:sz w:val="20"/>
@@ -1917,7 +2119,7 @@
         </w:rPr>
         <w:t xml:space="preserve"> </w:t>
       </w:r>
-      <w:bookmarkStart w:id="5" w:name="_Hlk3207388"/>
+      <w:bookmarkStart w:id="6" w:name="_Hlk3207388"/>
       <w:sdt>
         <w:sdtPr>
           <w:rPr>
@@ -1945,7 +2147,7 @@
           </w:r>
         </w:sdtContent>
       </w:sdt>
-      <w:bookmarkEnd w:id="5"/>
+      <w:bookmarkEnd w:id="6"/>
       <w:r>
         <w:rPr>
           <w:b/>
@@ -1995,7 +2197,7 @@
         </w:rPr>
         <w:t xml:space="preserve">кожного </w:t>
       </w:r>
-      <w:bookmarkStart w:id="6" w:name="_Hlk3207428"/>
+      <w:bookmarkStart w:id="7" w:name="_Hlk3207428"/>
       <w:sdt>
         <w:sdtPr>
           <w:rPr>
@@ -2024,7 +2226,7 @@
           </w:r>
         </w:sdtContent>
       </w:sdt>
-      <w:bookmarkEnd w:id="6"/>
+      <w:bookmarkEnd w:id="7"/>
       <w:r>
         <w:rPr>
           <w:b/>
@@ -2932,6 +3134,7 @@
           <w:sz w:val="20"/>
           <w:szCs w:val="20"/>
         </w:rPr>
+        <w:lastRenderedPageBreak/>
         <w:t>3.1. Користувач зобов’язаний використовувати оригінальні твори, що ідентифіковані по назвам, прізвищам і ініціалам авторів, без заподіяння їм шкоди, в тому числі не вносити змін або доповнень без письмового дозволу автора (-</w:t>
       </w:r>
       <w:proofErr w:type="spellStart"/>
@@ -3318,7 +3521,6 @@
           <w:sz w:val="20"/>
           <w:szCs w:val="20"/>
         </w:rPr>
-        <w:lastRenderedPageBreak/>
         <w:t xml:space="preserve">3.5. У разі виникнення розбіжностей або спорів між </w:t>
       </w:r>
       <w:r>
@@ -3637,7 +3839,7 @@
         </w:rPr>
         <w:t xml:space="preserve">з </w:t>
       </w:r>
-      <w:bookmarkStart w:id="7" w:name="_Hlk3208475"/>
+      <w:bookmarkStart w:id="8" w:name="_Hlk3208475"/>
       <w:sdt>
         <w:sdtPr>
           <w:rPr>
@@ -3689,7 +3891,7 @@
         </w:rPr>
         <w:t xml:space="preserve"> і діє до  </w:t>
       </w:r>
-      <w:bookmarkStart w:id="8" w:name="_Hlk3207534"/>
+      <w:bookmarkStart w:id="9" w:name="_Hlk3207534"/>
       <w:sdt>
         <w:sdtPr>
           <w:rPr>
@@ -3717,8 +3919,8 @@
           </w:r>
         </w:sdtContent>
       </w:sdt>
-      <w:bookmarkEnd w:id="7"/>
       <w:bookmarkEnd w:id="8"/>
+      <w:bookmarkEnd w:id="9"/>
       <w:r>
         <w:rPr>
           <w:b/>
@@ -3791,7 +3993,7 @@
         </w:rPr>
         <w:t xml:space="preserve"> </w:t>
       </w:r>
-      <w:bookmarkStart w:id="9" w:name="_Hlk4080784"/>
+      <w:bookmarkStart w:id="10" w:name="_Hlk4080784"/>
       <w:sdt>
         <w:sdtPr>
           <w:rPr>
@@ -3809,6 +4011,7 @@
           <w15:appearance w15:val="tags"/>
           <w:text/>
         </w:sdtPr>
+        <w:sdtEndPr/>
         <w:sdtContent>
           <w:r>
             <w:rPr>
@@ -3841,6 +4044,7 @@
           <w15:appearance w15:val="tags"/>
           <w:text/>
         </w:sdtPr>
+        <w:sdtEndPr/>
         <w:sdtContent>
           <w:r>
             <w:rPr>
@@ -3857,7 +4061,7 @@
         </w:rPr>
         <w:t>)</w:t>
       </w:r>
-      <w:bookmarkEnd w:id="9"/>
+      <w:bookmarkEnd w:id="10"/>
       <w:r>
         <w:rPr>
           <w:sz w:val="20"/>
@@ -3865,7 +4069,6 @@
         </w:rPr>
         <w:t xml:space="preserve"> </w:t>
       </w:r>
-      <w:bookmarkStart w:id="10" w:name="_GoBack"/>
       <w:r>
         <w:rPr>
           <w:b/>
@@ -3874,7 +4077,6 @@
         </w:rPr>
         <w:t>%</w:t>
       </w:r>
-      <w:bookmarkEnd w:id="10"/>
       <w:r>
         <w:rPr>
           <w:sz w:val="20"/>
@@ -4127,7 +4329,15 @@
           <w:sz w:val="20"/>
           <w:szCs w:val="20"/>
         </w:rPr>
-        <w:t>6.1. Сторона звільняється від відповідальності за часткове або повне невиконання зобов’язань за цим Договором, якщо таке невиконання є наслідком дії непереборної сили: землетрусу, повені, пожежі, урагану, снігового заносу, воєнних дій, масових захворювань (епідемій), страйків, обмеження перевезень, набрання чинності законами та іншими нормативно-правовими актами та інші обставини, що не залежать від волі Сторін. Зазначені обставини мають носити надзвичайний, непередбачуваний і неминучий характер, виникнути після укладання цього Договору та не залежати від волі Сторін.</w:t>
+        <w:t xml:space="preserve">6.1. Сторона звільняється від відповідальності за часткове або повне невиконання зобов’язань за цим Договором, якщо таке невиконання є наслідком дії непереборної сили: землетрусу, повені, пожежі, урагану, снігового заносу, воєнних дій, масових захворювань (епідемій), страйків, обмеження перевезень, набрання чинності законами та іншими нормативно-правовими актами </w:t>
+      </w:r>
+      <w:r>
+        <w:rPr>
+          <w:sz w:val="20"/>
+          <w:szCs w:val="20"/>
+        </w:rPr>
+        <w:lastRenderedPageBreak/>
+        <w:t>та інші обставини, що не залежать від волі Сторін. Зазначені обставини мають носити надзвичайний, непередбачуваний і неминучий характер, виникнути після укладання цього Договору та не залежати від волі Сторін.</w:t>
       </w:r>
     </w:p>
     <w:p>
@@ -4213,11 +4423,7 @@
         <w:ind w:right="-141" w:firstLine="426"/>
       </w:pPr>
       <w:r>
-        <w:t xml:space="preserve">7.1. Підписанням даного Договору суб’єкт персональних даних підтверджує свою згоду на обробку зазначених в даному Договорі персональних даних відповідно до Закону України «Про захист персональних даних» у базі персональних даних «Користувачі авторського права» з метою забезпечення адміністративно-правових, податкових відносин та відносин у сфері бухгалтерського обліку, з метою реалізації авторських прав правовласників об’єктів авторських прав відповідно до Господарського кодексу України, Цивільного </w:t>
-      </w:r>
-      <w:r>
-        <w:lastRenderedPageBreak/>
-        <w:t xml:space="preserve">кодексу України,  Податкового кодексу України, Закону України «Про бухгалтерський облік та фінансову звітність», Закону України «Про банки і банківську діяльність», Закону України «Про авторське право і суміжні права», </w:t>
+        <w:t xml:space="preserve">7.1. Підписанням даного Договору суб’єкт персональних даних підтверджує свою згоду на обробку зазначених в даному Договорі персональних даних відповідно до Закону України «Про захист персональних даних» у базі персональних даних «Користувачі авторського права» з метою забезпечення адміністративно-правових, податкових відносин та відносин у сфері бухгалтерського обліку, з метою реалізації авторських прав правовласників об’єктів авторських прав відповідно до Господарського кодексу України, Цивільного кодексу України,  Податкового кодексу України, Закону України «Про бухгалтерський облік та фінансову звітність», Закону України «Про банки і банківську діяльність», Закону України «Про авторське право і суміжні права», </w:t>
       </w:r>
       <w:r>
         <w:rPr>
@@ -5080,7 +5286,6 @@
                 <w:szCs w:val="20"/>
                 <w:lang w:val="uk-UA"/>
               </w:rPr>
-              <w:lastRenderedPageBreak/>
               <w:t>Громадська організація</w:t>
             </w:r>
           </w:p>
@@ -14983,6 +15188,67 @@
         <w:insideV w:val="single" w:sz="4" w:space="0" w:color="auto"/>
       </w:tblBorders>
     </w:tblPr>
+  </w:style>
+  <w:style w:type="paragraph" w:customStyle="1" w:styleId="1">
+    <w:name w:val="Абзац списка1"/>
+    <w:basedOn w:val="a"/>
+    <w:rsid w:val="00027634"/>
+    <w:pPr>
+      <w:suppressAutoHyphens/>
+      <w:overflowPunct/>
+      <w:autoSpaceDE/>
+      <w:autoSpaceDN/>
+      <w:adjustRightInd/>
+      <w:ind w:left="720"/>
+      <w:textAlignment w:val="auto"/>
+    </w:pPr>
+    <w:rPr>
+      <w:rFonts w:eastAsia="Times New Roman"/>
+      <w:b w:val="0"/>
+      <w:bCs w:val="0"/>
+      <w:sz w:val="24"/>
+      <w:szCs w:val="24"/>
+      <w:lang w:eastAsia="ar-SA"/>
+    </w:rPr>
+  </w:style>
+  <w:style w:type="paragraph" w:styleId="af0">
+    <w:name w:val="annotation text"/>
+    <w:basedOn w:val="a"/>
+    <w:link w:val="af1"/>
+    <w:uiPriority w:val="99"/>
+    <w:semiHidden/>
+    <w:unhideWhenUsed/>
+    <w:rsid w:val="00027634"/>
+    <w:pPr>
+      <w:suppressAutoHyphens/>
+      <w:overflowPunct/>
+      <w:autoSpaceDE/>
+      <w:autoSpaceDN/>
+      <w:adjustRightInd/>
+      <w:textAlignment w:val="auto"/>
+    </w:pPr>
+    <w:rPr>
+      <w:rFonts w:eastAsia="Times New Roman"/>
+      <w:b w:val="0"/>
+      <w:bCs w:val="0"/>
+      <w:sz w:val="20"/>
+      <w:szCs w:val="20"/>
+      <w:lang w:eastAsia="ar-SA"/>
+    </w:rPr>
+  </w:style>
+  <w:style w:type="character" w:customStyle="1" w:styleId="af1">
+    <w:name w:val="Текст примечания Знак"/>
+    <w:basedOn w:val="a0"/>
+    <w:link w:val="af0"/>
+    <w:uiPriority w:val="99"/>
+    <w:semiHidden/>
+    <w:rsid w:val="00027634"/>
+    <w:rPr>
+      <w:rFonts w:ascii="Times New Roman" w:eastAsia="Times New Roman" w:hAnsi="Times New Roman" w:cs="Times New Roman"/>
+      <w:sz w:val="20"/>
+      <w:szCs w:val="20"/>
+      <w:lang w:val="ru-RU" w:eastAsia="ar-SA"/>
+    </w:rPr>
   </w:style>
 </w:styles>
 </file>
@@ -15906,6 +16172,35 @@
         </w:p>
       </w:docPartBody>
     </w:docPart>
+    <w:docPart>
+      <w:docPartPr>
+        <w:name w:val="118AC12EB5A8451AA20B8279BD26CF57"/>
+        <w:category>
+          <w:name w:val="Общие"/>
+          <w:gallery w:val="placeholder"/>
+        </w:category>
+        <w:types>
+          <w:type w:val="bbPlcHdr"/>
+        </w:types>
+        <w:behaviors>
+          <w:behavior w:val="content"/>
+        </w:behaviors>
+        <w:guid w:val="{CF661E83-8CC6-4E50-B6A5-505449B454BA}"/>
+      </w:docPartPr>
+      <w:docPartBody>
+        <w:p>
+          <w:pPr>
+            <w:pStyle w:val="118AC12EB5A8451AA20B8279BD26CF57"/>
+          </w:pPr>
+          <w:r>
+            <w:rPr>
+              <w:rStyle w:val="a3"/>
+            </w:rPr>
+            <w:t>Выберите стандартный блок.</w:t>
+          </w:r>
+        </w:p>
+      </w:docPartBody>
+    </w:docPart>
   </w:docParts>
 </w:glossaryDocument>
 </file>
@@ -15914,17 +16209,17 @@
 <w:fonts xmlns:mc="http://schemas.openxmlformats.org/markup-compatibility/2006" xmlns:r="http://schemas.openxmlformats.org/officeDocument/2006/relationships" xmlns:w="http://schemas.openxmlformats.org/wordprocessingml/2006/main" xmlns:w14="http://schemas.microsoft.com/office/word/2010/wordml" xmlns:w15="http://schemas.microsoft.com/office/word/2012/wordml" xmlns:w16cid="http://schemas.microsoft.com/office/word/2016/wordml/cid" xmlns:w16se="http://schemas.microsoft.com/office/word/2015/wordml/symex" mc:Ignorable="w14 w15 w16se w16cid">
   <w:font w:name="Calibri">
     <w:panose1 w:val="020F0502020204030204"/>
-    <w:charset w:val="CC"/>
+    <w:charset w:val="00"/>
     <w:family w:val="swiss"/>
     <w:pitch w:val="variable"/>
-    <w:sig w:usb0="E0002EFF" w:usb1="C000247B" w:usb2="00000009" w:usb3="00000000" w:csb0="000001FF" w:csb1="00000000"/>
+    <w:sig w:usb0="E00002FF" w:usb1="4000ACFF" w:usb2="00000001" w:usb3="00000000" w:csb0="0000019F" w:csb1="00000000"/>
   </w:font>
   <w:font w:name="Times New Roman">
     <w:panose1 w:val="02020603050405020304"/>
-    <w:charset w:val="CC"/>
+    <w:charset w:val="00"/>
     <w:family w:val="roman"/>
     <w:pitch w:val="variable"/>
-    <w:sig w:usb0="E0002EFF" w:usb1="C000785B" w:usb2="00000009" w:usb3="00000000" w:csb0="000001FF" w:csb1="00000000"/>
+    <w:sig w:usb0="E0002AFF" w:usb1="C0007843" w:usb2="00000009" w:usb3="00000000" w:csb0="000001FF" w:csb1="00000000"/>
   </w:font>
   <w:font w:name="MS Mincho">
     <w:altName w:val="ＭＳ 明朝"/>
@@ -15958,10 +16253,10 @@
   </w:font>
   <w:font w:name="Arial">
     <w:panose1 w:val="020B0604020202020204"/>
-    <w:charset w:val="CC"/>
+    <w:charset w:val="00"/>
     <w:family w:val="swiss"/>
     <w:pitch w:val="variable"/>
-    <w:sig w:usb0="E0002EFF" w:usb1="C000785B" w:usb2="00000009" w:usb3="00000000" w:csb0="000001FF" w:csb1="00000000"/>
+    <w:sig w:usb0="E0002AFF" w:usb1="C0007843" w:usb2="00000009" w:usb3="00000000" w:csb0="000001FF" w:csb1="00000000"/>
   </w:font>
   <w:font w:name="Arial Narrow">
     <w:panose1 w:val="020B0606020202030204"/>
@@ -15979,10 +16274,10 @@
   </w:font>
   <w:font w:name="Calibri Light">
     <w:panose1 w:val="020F0302020204030204"/>
-    <w:charset w:val="CC"/>
+    <w:charset w:val="00"/>
     <w:family w:val="swiss"/>
     <w:pitch w:val="variable"/>
-    <w:sig w:usb0="E0002AFF" w:usb1="C000247B" w:usb2="00000009" w:usb3="00000000" w:csb0="000001FF" w:csb1="00000000"/>
+    <w:sig w:usb0="A00002EF" w:usb1="4000207B" w:usb2="00000000" w:usb3="00000000" w:csb0="0000009F" w:csb1="00000000"/>
   </w:font>
 </w:fonts>
 </file>
@@ -16004,7 +16299,9 @@
   <w:rsids>
     <w:rsidRoot w:val="0075407B"/>
     <w:rsid w:val="00100E6E"/>
+    <w:rsid w:val="002108CB"/>
     <w:rsid w:val="003518A6"/>
+    <w:rsid w:val="00594578"/>
     <w:rsid w:val="0075407B"/>
     <w:rsid w:val="0097172B"/>
     <w:rsid w:val="00A11907"/>
@@ -16464,7 +16761,7 @@
     <w:basedOn w:val="a0"/>
     <w:uiPriority w:val="99"/>
     <w:semiHidden/>
-    <w:rsid w:val="00B06D59"/>
+    <w:rsid w:val="002108CB"/>
     <w:rPr>
       <w:color w:val="808080"/>
     </w:rPr>
@@ -16604,13 +16901,21 @@
   <w:style w:type="paragraph" w:customStyle="1" w:styleId="9620A0D97AB44363BA01968A566D00E5">
     <w:name w:val="9620A0D97AB44363BA01968A566D00E5"/>
     <w:rsid w:val="00B06D59"/>
+  </w:style>
+  <w:style w:type="paragraph" w:customStyle="1" w:styleId="FC56C008784D41A5B9410D96C5307B1A">
+    <w:name w:val="FC56C008784D41A5B9410D96C5307B1A"/>
+    <w:rsid w:val="00B06D59"/>
+  </w:style>
+  <w:style w:type="paragraph" w:customStyle="1" w:styleId="C3A5EC6AD1A143C58CAEAC044CFB4507">
+    <w:name w:val="C3A5EC6AD1A143C58CAEAC044CFB4507"/>
+    <w:rsid w:val="002108CB"/>
     <w:rPr>
       <w:lang w:val="ru-UA" w:eastAsia="ru-UA"/>
     </w:rPr>
   </w:style>
-  <w:style w:type="paragraph" w:customStyle="1" w:styleId="FC56C008784D41A5B9410D96C5307B1A">
-    <w:name w:val="FC56C008784D41A5B9410D96C5307B1A"/>
-    <w:rsid w:val="00B06D59"/>
+  <w:style w:type="paragraph" w:customStyle="1" w:styleId="118AC12EB5A8451AA20B8279BD26CF57">
+    <w:name w:val="118AC12EB5A8451AA20B8279BD26CF57"/>
+    <w:rsid w:val="002108CB"/>
     <w:rPr>
       <w:lang w:val="ru-UA" w:eastAsia="ru-UA"/>
     </w:rPr>

--- a/TestWord_1/F_ТИПОВИЙ ДОГОВІР КБР ГО УААСП.docx
+++ b/TestWord_1/F_ТИПОВИЙ ДОГОВІР КБР ГО УААСП.docx
@@ -1118,7 +1118,6 @@
           <w:docPartGallery w:val="Tables"/>
         </w:docPartList>
       </w:sdtPr>
-      <w:sdtEndPr/>
       <w:sdtContent>
         <w:p>
           <w:pPr>
@@ -1569,6 +1568,10 @@
       <w:pPr>
         <w:pStyle w:val="a3"/>
         <w:ind w:right="-141" w:firstLine="360"/>
+        <w:rPr>
+          <w:sz w:val="20"/>
+          <w:szCs w:val="20"/>
+        </w:rPr>
       </w:pPr>
       <w:r>
         <w:rPr>
@@ -1667,217 +1670,12 @@
       <w:r>
         <w:t xml:space="preserve"> </w:t>
       </w:r>
-    </w:p>
-    <w:sdt>
-      <w:sdtPr>
-        <w:rPr>
-          <w:i/>
-          <w:color w:val="000000"/>
-          <w:sz w:val="20"/>
-          <w:szCs w:val="20"/>
-          <w:lang w:val="uk-UA"/>
-        </w:rPr>
-        <w:alias w:val="TablePL2"/>
-        <w:tag w:val="TablePL2"/>
-        <w:id w:val="2092968664"/>
-        <w:placeholder>
-          <w:docPart w:val="118AC12EB5A8451AA20B8279BD26CF57"/>
-        </w:placeholder>
-        <w15:appearance w15:val="tags"/>
-        <w:docPartList>
-          <w:docPartGallery w:val="Tables"/>
-        </w:docPartList>
-      </w:sdtPr>
-      <w:sdtContent>
-        <w:p>
-          <w:pPr>
-            <w:pStyle w:val="1"/>
-            <w:spacing w:line="276" w:lineRule="auto"/>
-            <w:rPr>
-              <w:i/>
-              <w:color w:val="000000"/>
-              <w:sz w:val="20"/>
-              <w:szCs w:val="20"/>
-              <w:lang w:val="uk-UA"/>
-            </w:rPr>
-          </w:pPr>
-        </w:p>
-        <w:tbl>
-          <w:tblPr>
-            <w:tblStyle w:val="af"/>
-            <w:tblW w:w="9831" w:type="dxa"/>
-            <w:tblInd w:w="959" w:type="dxa"/>
-            <w:tblLook w:val="04A0" w:firstRow="1" w:lastRow="0" w:firstColumn="1" w:lastColumn="0" w:noHBand="0" w:noVBand="1"/>
-          </w:tblPr>
-          <w:tblGrid>
-            <w:gridCol w:w="1816"/>
-            <w:gridCol w:w="1809"/>
-            <w:gridCol w:w="2084"/>
-            <w:gridCol w:w="2061"/>
-            <w:gridCol w:w="2061"/>
-          </w:tblGrid>
-          <w:tr>
-            <w:trPr>
-              <w:trHeight w:val="726"/>
-            </w:trPr>
-            <w:tc>
-              <w:tcPr>
-                <w:tcW w:w="1816" w:type="dxa"/>
-              </w:tcPr>
-              <w:p>
-                <w:pPr>
-                  <w:pStyle w:val="1"/>
-                  <w:ind w:left="0" w:right="-40"/>
-                  <w:jc w:val="center"/>
-                  <w:rPr>
-                    <w:b/>
-                    <w:sz w:val="20"/>
-                    <w:szCs w:val="20"/>
-                    <w:lang w:val="uk-UA"/>
-                  </w:rPr>
-                </w:pPr>
-                <w:bookmarkStart w:id="4" w:name="_GoBack" w:colFirst="4" w:colLast="4"/>
-              </w:p>
-            </w:tc>
-            <w:tc>
-              <w:tcPr>
-                <w:tcW w:w="1809" w:type="dxa"/>
-              </w:tcPr>
-              <w:p>
-                <w:pPr>
-                  <w:pStyle w:val="1"/>
-                  <w:ind w:left="0" w:right="-40"/>
-                  <w:jc w:val="center"/>
-                  <w:rPr>
-                    <w:sz w:val="20"/>
-                    <w:szCs w:val="20"/>
-                    <w:lang w:val="uk-UA"/>
-                  </w:rPr>
-                </w:pPr>
-                <w:r>
-                  <w:rPr>
-                    <w:b/>
-                    <w:sz w:val="20"/>
-                    <w:szCs w:val="20"/>
-                    <w:lang w:val="uk-UA"/>
-                  </w:rPr>
-                  <w:t>Країна</w:t>
-                </w:r>
-              </w:p>
-            </w:tc>
-            <w:tc>
-              <w:tcPr>
-                <w:tcW w:w="2084" w:type="dxa"/>
-              </w:tcPr>
-              <w:p>
-                <w:pPr>
-                  <w:pStyle w:val="af0"/>
-                  <w:rPr>
-                    <w:b/>
-                    <w:i/>
-                    <w:u w:val="single"/>
-                    <w:lang w:val="uk-UA"/>
-                  </w:rPr>
-                </w:pPr>
-                <w:r>
-                  <w:rPr>
-                    <w:b/>
-                    <w:lang w:val="uk-UA"/>
-                  </w:rPr>
-                  <w:t>підпис Автора</w:t>
-                </w:r>
-              </w:p>
-            </w:tc>
-            <w:tc>
-              <w:tcPr>
-                <w:tcW w:w="2061" w:type="dxa"/>
-              </w:tcPr>
-              <w:p>
-                <w:pPr>
-                  <w:pStyle w:val="af0"/>
-                  <w:rPr>
-                    <w:b/>
-                    <w:lang w:val="uk-UA"/>
-                  </w:rPr>
-                </w:pPr>
-              </w:p>
-            </w:tc>
-            <w:tc>
-              <w:tcPr>
-                <w:tcW w:w="2061" w:type="dxa"/>
-              </w:tcPr>
-              <w:p>
-                <w:pPr>
-                  <w:pStyle w:val="af0"/>
-                  <w:rPr>
-                    <w:b/>
-                    <w:lang w:val="uk-UA"/>
-                  </w:rPr>
-                </w:pPr>
-              </w:p>
-            </w:tc>
-          </w:tr>
-        </w:tbl>
-        <w:p>
-          <w:pPr>
-            <w:pStyle w:val="1"/>
-            <w:spacing w:line="276" w:lineRule="auto"/>
-            <w:rPr>
-              <w:i/>
-              <w:color w:val="000000"/>
-              <w:sz w:val="20"/>
-              <w:szCs w:val="20"/>
-              <w:lang w:val="uk-UA"/>
-            </w:rPr>
-          </w:pPr>
-        </w:p>
-        <w:bookmarkEnd w:id="4" w:displacedByCustomXml="next"/>
-      </w:sdtContent>
-    </w:sdt>
-    <w:p>
-      <w:pPr>
-        <w:pStyle w:val="a3"/>
-        <w:ind w:right="-141" w:firstLine="360"/>
-      </w:pPr>
-    </w:p>
-    <w:p>
-      <w:pPr>
-        <w:pStyle w:val="a3"/>
-        <w:ind w:right="-141" w:firstLine="360"/>
-      </w:pPr>
-    </w:p>
-    <w:p>
-      <w:pPr>
-        <w:pStyle w:val="a3"/>
-        <w:ind w:right="-141" w:firstLine="360"/>
-      </w:pPr>
-    </w:p>
-    <w:p>
-      <w:pPr>
-        <w:pStyle w:val="a3"/>
-        <w:ind w:right="-141" w:firstLine="360"/>
-      </w:pPr>
-    </w:p>
-    <w:p>
-      <w:pPr>
-        <w:pStyle w:val="a3"/>
-        <w:ind w:right="-141" w:firstLine="360"/>
-      </w:pPr>
-    </w:p>
-    <w:p>
-      <w:pPr>
-        <w:pStyle w:val="a3"/>
-        <w:ind w:right="-141" w:firstLine="360"/>
-        <w:rPr>
-          <w:sz w:val="20"/>
-          <w:szCs w:val="20"/>
-        </w:rPr>
-      </w:pPr>
-      <w:r>
-        <w:rPr>
-          <w:sz w:val="20"/>
-          <w:szCs w:val="20"/>
-        </w:rPr>
+      <w:r>
+        <w:rPr>
+          <w:sz w:val="20"/>
+          <w:szCs w:val="20"/>
+        </w:rPr>
+        <w:lastRenderedPageBreak/>
         <w:t>(</w:t>
       </w:r>
       <w:sdt>
@@ -1980,7 +1778,7 @@
         </w:rPr>
         <w:t xml:space="preserve"> </w:t>
       </w:r>
-      <w:bookmarkStart w:id="5" w:name="_Hlk3207175"/>
+      <w:bookmarkStart w:id="4" w:name="_Hlk3207175"/>
       <w:sdt>
         <w:sdtPr>
           <w:rPr>
@@ -2103,7 +1901,7 @@
         </w:rPr>
         <w:t>коп.</w:t>
       </w:r>
-      <w:bookmarkEnd w:id="5"/>
+      <w:bookmarkEnd w:id="4"/>
       <w:r>
         <w:rPr>
           <w:sz w:val="20"/>
@@ -2119,7 +1917,7 @@
         </w:rPr>
         <w:t xml:space="preserve"> </w:t>
       </w:r>
-      <w:bookmarkStart w:id="6" w:name="_Hlk3207388"/>
+      <w:bookmarkStart w:id="5" w:name="_Hlk3207388"/>
       <w:sdt>
         <w:sdtPr>
           <w:rPr>
@@ -2147,7 +1945,7 @@
           </w:r>
         </w:sdtContent>
       </w:sdt>
-      <w:bookmarkEnd w:id="6"/>
+      <w:bookmarkEnd w:id="5"/>
       <w:r>
         <w:rPr>
           <w:b/>
@@ -2197,7 +1995,7 @@
         </w:rPr>
         <w:t xml:space="preserve">кожного </w:t>
       </w:r>
-      <w:bookmarkStart w:id="7" w:name="_Hlk3207428"/>
+      <w:bookmarkStart w:id="6" w:name="_Hlk3207428"/>
       <w:sdt>
         <w:sdtPr>
           <w:rPr>
@@ -2226,7 +2024,7 @@
           </w:r>
         </w:sdtContent>
       </w:sdt>
-      <w:bookmarkEnd w:id="7"/>
+      <w:bookmarkEnd w:id="6"/>
       <w:r>
         <w:rPr>
           <w:b/>
@@ -3134,7 +2932,6 @@
           <w:sz w:val="20"/>
           <w:szCs w:val="20"/>
         </w:rPr>
-        <w:lastRenderedPageBreak/>
         <w:t>3.1. Користувач зобов’язаний використовувати оригінальні твори, що ідентифіковані по назвам, прізвищам і ініціалам авторів, без заподіяння їм шкоди, в тому числі не вносити змін або доповнень без письмового дозволу автора (-</w:t>
       </w:r>
       <w:proofErr w:type="spellStart"/>
@@ -3521,6 +3318,7 @@
           <w:sz w:val="20"/>
           <w:szCs w:val="20"/>
         </w:rPr>
+        <w:lastRenderedPageBreak/>
         <w:t xml:space="preserve">3.5. У разі виникнення розбіжностей або спорів між </w:t>
       </w:r>
       <w:r>
@@ -3839,7 +3637,7 @@
         </w:rPr>
         <w:t xml:space="preserve">з </w:t>
       </w:r>
-      <w:bookmarkStart w:id="8" w:name="_Hlk3208475"/>
+      <w:bookmarkStart w:id="7" w:name="_Hlk3208475"/>
       <w:sdt>
         <w:sdtPr>
           <w:rPr>
@@ -3891,7 +3689,7 @@
         </w:rPr>
         <w:t xml:space="preserve"> і діє до  </w:t>
       </w:r>
-      <w:bookmarkStart w:id="9" w:name="_Hlk3207534"/>
+      <w:bookmarkStart w:id="8" w:name="_Hlk3207534"/>
       <w:sdt>
         <w:sdtPr>
           <w:rPr>
@@ -3919,8 +3717,8 @@
           </w:r>
         </w:sdtContent>
       </w:sdt>
+      <w:bookmarkEnd w:id="7"/>
       <w:bookmarkEnd w:id="8"/>
-      <w:bookmarkEnd w:id="9"/>
       <w:r>
         <w:rPr>
           <w:b/>
@@ -3993,7 +3791,7 @@
         </w:rPr>
         <w:t xml:space="preserve"> </w:t>
       </w:r>
-      <w:bookmarkStart w:id="10" w:name="_Hlk4080784"/>
+      <w:bookmarkStart w:id="9" w:name="_Hlk4080784"/>
       <w:sdt>
         <w:sdtPr>
           <w:rPr>
@@ -4011,7 +3809,6 @@
           <w15:appearance w15:val="tags"/>
           <w:text/>
         </w:sdtPr>
-        <w:sdtEndPr/>
         <w:sdtContent>
           <w:r>
             <w:rPr>
@@ -4044,7 +3841,6 @@
           <w15:appearance w15:val="tags"/>
           <w:text/>
         </w:sdtPr>
-        <w:sdtEndPr/>
         <w:sdtContent>
           <w:r>
             <w:rPr>
@@ -4061,22 +3857,24 @@
         </w:rPr>
         <w:t>)</w:t>
       </w:r>
+      <w:bookmarkEnd w:id="9"/>
+      <w:r>
+        <w:rPr>
+          <w:sz w:val="20"/>
+          <w:szCs w:val="20"/>
+        </w:rPr>
+        <w:t xml:space="preserve"> </w:t>
+      </w:r>
+      <w:bookmarkStart w:id="10" w:name="_GoBack"/>
+      <w:r>
+        <w:rPr>
+          <w:b/>
+          <w:sz w:val="20"/>
+          <w:szCs w:val="20"/>
+        </w:rPr>
+        <w:t>%</w:t>
+      </w:r>
       <w:bookmarkEnd w:id="10"/>
-      <w:r>
-        <w:rPr>
-          <w:sz w:val="20"/>
-          <w:szCs w:val="20"/>
-        </w:rPr>
-        <w:t xml:space="preserve"> </w:t>
-      </w:r>
-      <w:r>
-        <w:rPr>
-          <w:b/>
-          <w:sz w:val="20"/>
-          <w:szCs w:val="20"/>
-        </w:rPr>
-        <w:t>%</w:t>
-      </w:r>
       <w:r>
         <w:rPr>
           <w:sz w:val="20"/>
@@ -4329,15 +4127,7 @@
           <w:sz w:val="20"/>
           <w:szCs w:val="20"/>
         </w:rPr>
-        <w:t xml:space="preserve">6.1. Сторона звільняється від відповідальності за часткове або повне невиконання зобов’язань за цим Договором, якщо таке невиконання є наслідком дії непереборної сили: землетрусу, повені, пожежі, урагану, снігового заносу, воєнних дій, масових захворювань (епідемій), страйків, обмеження перевезень, набрання чинності законами та іншими нормативно-правовими актами </w:t>
-      </w:r>
-      <w:r>
-        <w:rPr>
-          <w:sz w:val="20"/>
-          <w:szCs w:val="20"/>
-        </w:rPr>
-        <w:lastRenderedPageBreak/>
-        <w:t>та інші обставини, що не залежать від волі Сторін. Зазначені обставини мають носити надзвичайний, непередбачуваний і неминучий характер, виникнути після укладання цього Договору та не залежати від волі Сторін.</w:t>
+        <w:t>6.1. Сторона звільняється від відповідальності за часткове або повне невиконання зобов’язань за цим Договором, якщо таке невиконання є наслідком дії непереборної сили: землетрусу, повені, пожежі, урагану, снігового заносу, воєнних дій, масових захворювань (епідемій), страйків, обмеження перевезень, набрання чинності законами та іншими нормативно-правовими актами та інші обставини, що не залежать від волі Сторін. Зазначені обставини мають носити надзвичайний, непередбачуваний і неминучий характер, виникнути після укладання цього Договору та не залежати від волі Сторін.</w:t>
       </w:r>
     </w:p>
     <w:p>
@@ -4423,7 +4213,11 @@
         <w:ind w:right="-141" w:firstLine="426"/>
       </w:pPr>
       <w:r>
-        <w:t xml:space="preserve">7.1. Підписанням даного Договору суб’єкт персональних даних підтверджує свою згоду на обробку зазначених в даному Договорі персональних даних відповідно до Закону України «Про захист персональних даних» у базі персональних даних «Користувачі авторського права» з метою забезпечення адміністративно-правових, податкових відносин та відносин у сфері бухгалтерського обліку, з метою реалізації авторських прав правовласників об’єктів авторських прав відповідно до Господарського кодексу України, Цивільного кодексу України,  Податкового кодексу України, Закону України «Про бухгалтерський облік та фінансову звітність», Закону України «Про банки і банківську діяльність», Закону України «Про авторське право і суміжні права», </w:t>
+        <w:t xml:space="preserve">7.1. Підписанням даного Договору суб’єкт персональних даних підтверджує свою згоду на обробку зазначених в даному Договорі персональних даних відповідно до Закону України «Про захист персональних даних» у базі персональних даних «Користувачі авторського права» з метою забезпечення адміністративно-правових, податкових відносин та відносин у сфері бухгалтерського обліку, з метою реалізації авторських прав правовласників об’єктів авторських прав відповідно до Господарського кодексу України, Цивільного </w:t>
+      </w:r>
+      <w:r>
+        <w:lastRenderedPageBreak/>
+        <w:t xml:space="preserve">кодексу України,  Податкового кодексу України, Закону України «Про бухгалтерський облік та фінансову звітність», Закону України «Про банки і банківську діяльність», Закону України «Про авторське право і суміжні права», </w:t>
       </w:r>
       <w:r>
         <w:rPr>
@@ -5286,6 +5080,7 @@
                 <w:szCs w:val="20"/>
                 <w:lang w:val="uk-UA"/>
               </w:rPr>
+              <w:lastRenderedPageBreak/>
               <w:t>Громадська організація</w:t>
             </w:r>
           </w:p>
@@ -15188,67 +14983,6 @@
         <w:insideV w:val="single" w:sz="4" w:space="0" w:color="auto"/>
       </w:tblBorders>
     </w:tblPr>
-  </w:style>
-  <w:style w:type="paragraph" w:customStyle="1" w:styleId="1">
-    <w:name w:val="Абзац списка1"/>
-    <w:basedOn w:val="a"/>
-    <w:rsid w:val="00027634"/>
-    <w:pPr>
-      <w:suppressAutoHyphens/>
-      <w:overflowPunct/>
-      <w:autoSpaceDE/>
-      <w:autoSpaceDN/>
-      <w:adjustRightInd/>
-      <w:ind w:left="720"/>
-      <w:textAlignment w:val="auto"/>
-    </w:pPr>
-    <w:rPr>
-      <w:rFonts w:eastAsia="Times New Roman"/>
-      <w:b w:val="0"/>
-      <w:bCs w:val="0"/>
-      <w:sz w:val="24"/>
-      <w:szCs w:val="24"/>
-      <w:lang w:eastAsia="ar-SA"/>
-    </w:rPr>
-  </w:style>
-  <w:style w:type="paragraph" w:styleId="af0">
-    <w:name w:val="annotation text"/>
-    <w:basedOn w:val="a"/>
-    <w:link w:val="af1"/>
-    <w:uiPriority w:val="99"/>
-    <w:semiHidden/>
-    <w:unhideWhenUsed/>
-    <w:rsid w:val="00027634"/>
-    <w:pPr>
-      <w:suppressAutoHyphens/>
-      <w:overflowPunct/>
-      <w:autoSpaceDE/>
-      <w:autoSpaceDN/>
-      <w:adjustRightInd/>
-      <w:textAlignment w:val="auto"/>
-    </w:pPr>
-    <w:rPr>
-      <w:rFonts w:eastAsia="Times New Roman"/>
-      <w:b w:val="0"/>
-      <w:bCs w:val="0"/>
-      <w:sz w:val="20"/>
-      <w:szCs w:val="20"/>
-      <w:lang w:eastAsia="ar-SA"/>
-    </w:rPr>
-  </w:style>
-  <w:style w:type="character" w:customStyle="1" w:styleId="af1">
-    <w:name w:val="Текст примечания Знак"/>
-    <w:basedOn w:val="a0"/>
-    <w:link w:val="af0"/>
-    <w:uiPriority w:val="99"/>
-    <w:semiHidden/>
-    <w:rsid w:val="00027634"/>
-    <w:rPr>
-      <w:rFonts w:ascii="Times New Roman" w:eastAsia="Times New Roman" w:hAnsi="Times New Roman" w:cs="Times New Roman"/>
-      <w:sz w:val="20"/>
-      <w:szCs w:val="20"/>
-      <w:lang w:val="ru-RU" w:eastAsia="ar-SA"/>
-    </w:rPr>
   </w:style>
 </w:styles>
 </file>
@@ -16172,35 +15906,6 @@
         </w:p>
       </w:docPartBody>
     </w:docPart>
-    <w:docPart>
-      <w:docPartPr>
-        <w:name w:val="118AC12EB5A8451AA20B8279BD26CF57"/>
-        <w:category>
-          <w:name w:val="Общие"/>
-          <w:gallery w:val="placeholder"/>
-        </w:category>
-        <w:types>
-          <w:type w:val="bbPlcHdr"/>
-        </w:types>
-        <w:behaviors>
-          <w:behavior w:val="content"/>
-        </w:behaviors>
-        <w:guid w:val="{CF661E83-8CC6-4E50-B6A5-505449B454BA}"/>
-      </w:docPartPr>
-      <w:docPartBody>
-        <w:p>
-          <w:pPr>
-            <w:pStyle w:val="118AC12EB5A8451AA20B8279BD26CF57"/>
-          </w:pPr>
-          <w:r>
-            <w:rPr>
-              <w:rStyle w:val="a3"/>
-            </w:rPr>
-            <w:t>Выберите стандартный блок.</w:t>
-          </w:r>
-        </w:p>
-      </w:docPartBody>
-    </w:docPart>
   </w:docParts>
 </w:glossaryDocument>
 </file>
@@ -16209,17 +15914,17 @@
 <w:fonts xmlns:mc="http://schemas.openxmlformats.org/markup-compatibility/2006" xmlns:r="http://schemas.openxmlformats.org/officeDocument/2006/relationships" xmlns:w="http://schemas.openxmlformats.org/wordprocessingml/2006/main" xmlns:w14="http://schemas.microsoft.com/office/word/2010/wordml" xmlns:w15="http://schemas.microsoft.com/office/word/2012/wordml" xmlns:w16cid="http://schemas.microsoft.com/office/word/2016/wordml/cid" xmlns:w16se="http://schemas.microsoft.com/office/word/2015/wordml/symex" mc:Ignorable="w14 w15 w16se w16cid">
   <w:font w:name="Calibri">
     <w:panose1 w:val="020F0502020204030204"/>
-    <w:charset w:val="00"/>
+    <w:charset w:val="CC"/>
     <w:family w:val="swiss"/>
     <w:pitch w:val="variable"/>
-    <w:sig w:usb0="E00002FF" w:usb1="4000ACFF" w:usb2="00000001" w:usb3="00000000" w:csb0="0000019F" w:csb1="00000000"/>
+    <w:sig w:usb0="E0002EFF" w:usb1="C000247B" w:usb2="00000009" w:usb3="00000000" w:csb0="000001FF" w:csb1="00000000"/>
   </w:font>
   <w:font w:name="Times New Roman">
     <w:panose1 w:val="02020603050405020304"/>
-    <w:charset w:val="00"/>
+    <w:charset w:val="CC"/>
     <w:family w:val="roman"/>
     <w:pitch w:val="variable"/>
-    <w:sig w:usb0="E0002AFF" w:usb1="C0007843" w:usb2="00000009" w:usb3="00000000" w:csb0="000001FF" w:csb1="00000000"/>
+    <w:sig w:usb0="E0002EFF" w:usb1="C000785B" w:usb2="00000009" w:usb3="00000000" w:csb0="000001FF" w:csb1="00000000"/>
   </w:font>
   <w:font w:name="MS Mincho">
     <w:altName w:val="ＭＳ 明朝"/>
@@ -16253,10 +15958,10 @@
   </w:font>
   <w:font w:name="Arial">
     <w:panose1 w:val="020B0604020202020204"/>
-    <w:charset w:val="00"/>
+    <w:charset w:val="CC"/>
     <w:family w:val="swiss"/>
     <w:pitch w:val="variable"/>
-    <w:sig w:usb0="E0002AFF" w:usb1="C0007843" w:usb2="00000009" w:usb3="00000000" w:csb0="000001FF" w:csb1="00000000"/>
+    <w:sig w:usb0="E0002EFF" w:usb1="C000785B" w:usb2="00000009" w:usb3="00000000" w:csb0="000001FF" w:csb1="00000000"/>
   </w:font>
   <w:font w:name="Arial Narrow">
     <w:panose1 w:val="020B0606020202030204"/>
@@ -16274,10 +15979,10 @@
   </w:font>
   <w:font w:name="Calibri Light">
     <w:panose1 w:val="020F0302020204030204"/>
-    <w:charset w:val="00"/>
+    <w:charset w:val="CC"/>
     <w:family w:val="swiss"/>
     <w:pitch w:val="variable"/>
-    <w:sig w:usb0="A00002EF" w:usb1="4000207B" w:usb2="00000000" w:usb3="00000000" w:csb0="0000009F" w:csb1="00000000"/>
+    <w:sig w:usb0="E0002AFF" w:usb1="C000247B" w:usb2="00000009" w:usb3="00000000" w:csb0="000001FF" w:csb1="00000000"/>
   </w:font>
 </w:fonts>
 </file>
@@ -16299,9 +16004,7 @@
   <w:rsids>
     <w:rsidRoot w:val="0075407B"/>
     <w:rsid w:val="00100E6E"/>
-    <w:rsid w:val="002108CB"/>
     <w:rsid w:val="003518A6"/>
-    <w:rsid w:val="00594578"/>
     <w:rsid w:val="0075407B"/>
     <w:rsid w:val="0097172B"/>
     <w:rsid w:val="00A11907"/>
@@ -16761,7 +16464,7 @@
     <w:basedOn w:val="a0"/>
     <w:uiPriority w:val="99"/>
     <w:semiHidden/>
-    <w:rsid w:val="002108CB"/>
+    <w:rsid w:val="00B06D59"/>
     <w:rPr>
       <w:color w:val="808080"/>
     </w:rPr>
@@ -16901,21 +16604,13 @@
   <w:style w:type="paragraph" w:customStyle="1" w:styleId="9620A0D97AB44363BA01968A566D00E5">
     <w:name w:val="9620A0D97AB44363BA01968A566D00E5"/>
     <w:rsid w:val="00B06D59"/>
+    <w:rPr>
+      <w:lang w:val="ru-UA" w:eastAsia="ru-UA"/>
+    </w:rPr>
   </w:style>
   <w:style w:type="paragraph" w:customStyle="1" w:styleId="FC56C008784D41A5B9410D96C5307B1A">
     <w:name w:val="FC56C008784D41A5B9410D96C5307B1A"/>
     <w:rsid w:val="00B06D59"/>
-  </w:style>
-  <w:style w:type="paragraph" w:customStyle="1" w:styleId="C3A5EC6AD1A143C58CAEAC044CFB4507">
-    <w:name w:val="C3A5EC6AD1A143C58CAEAC044CFB4507"/>
-    <w:rsid w:val="002108CB"/>
-    <w:rPr>
-      <w:lang w:val="ru-UA" w:eastAsia="ru-UA"/>
-    </w:rPr>
-  </w:style>
-  <w:style w:type="paragraph" w:customStyle="1" w:styleId="118AC12EB5A8451AA20B8279BD26CF57">
-    <w:name w:val="118AC12EB5A8451AA20B8279BD26CF57"/>
-    <w:rsid w:val="002108CB"/>
     <w:rPr>
       <w:lang w:val="ru-UA" w:eastAsia="ru-UA"/>
     </w:rPr>
